--- a/上海科技大学暑期社会实践项目申报书.docx
+++ b/上海科技大学暑期社会实践项目申报书.docx
@@ -112,71 +112,75 @@
         <w:spacing w:line="500" w:lineRule="exact"/>
         <w:rPr>
           <w:rFonts w:ascii="宋体" w:eastAsia="黑体" w:hAnsi="宋体" w:cs="宋体-18030" w:hint="eastAsia"/>
+          <w:spacing w:val="33"/>
+          <w:kern w:val="0"/>
           <w:sz w:val="28"/>
           <w:u w:val="single"/>
         </w:rPr>
       </w:pPr>
       <w:r>
         <w:rPr>
-          <w:rFonts w:ascii="宋体" w:eastAsia="黑体" w:hAnsi="宋体" w:cs="宋体-18030" w:hint="eastAsia"/>
+          <w:rFonts w:ascii="宋体" w:eastAsia="黑体" w:hAnsi="宋体" w:cs="宋体-18030"/>
           <w:sz w:val="28"/>
         </w:rPr>
         <w:t>课</w:t>
       </w:r>
       <w:r>
         <w:rPr>
-          <w:rFonts w:ascii="宋体" w:eastAsia="黑体" w:hAnsi="宋体" w:cs="宋体-18030" w:hint="eastAsia"/>
+          <w:rFonts w:ascii="宋体" w:eastAsia="黑体" w:hAnsi="宋体" w:cs="宋体-18030"/>
           <w:sz w:val="28"/>
         </w:rPr>
         <w:t xml:space="preserve"> </w:t>
       </w:r>
       <w:r>
         <w:rPr>
-          <w:rFonts w:ascii="宋体" w:eastAsia="黑体" w:hAnsi="宋体" w:cs="宋体-18030" w:hint="eastAsia"/>
+          <w:rFonts w:ascii="宋体" w:eastAsia="黑体" w:hAnsi="宋体" w:cs="宋体-18030"/>
           <w:sz w:val="28"/>
         </w:rPr>
         <w:t>题</w:t>
       </w:r>
       <w:r>
         <w:rPr>
-          <w:rFonts w:ascii="宋体" w:eastAsia="黑体" w:hAnsi="宋体" w:cs="宋体-18030" w:hint="eastAsia"/>
+          <w:rFonts w:ascii="宋体" w:eastAsia="黑体" w:hAnsi="宋体" w:cs="宋体-18030"/>
           <w:sz w:val="28"/>
         </w:rPr>
         <w:t xml:space="preserve"> </w:t>
       </w:r>
       <w:r>
         <w:rPr>
-          <w:rFonts w:ascii="宋体" w:eastAsia="黑体" w:hAnsi="宋体" w:cs="宋体-18030" w:hint="eastAsia"/>
+          <w:rFonts w:ascii="宋体" w:eastAsia="黑体" w:hAnsi="宋体" w:cs="宋体-18030"/>
           <w:sz w:val="28"/>
         </w:rPr>
         <w:t>名</w:t>
       </w:r>
       <w:r>
         <w:rPr>
-          <w:rFonts w:ascii="宋体" w:eastAsia="黑体" w:hAnsi="宋体" w:cs="宋体-18030" w:hint="eastAsia"/>
+          <w:rFonts w:ascii="宋体" w:eastAsia="黑体" w:hAnsi="宋体" w:cs="宋体-18030"/>
           <w:sz w:val="28"/>
         </w:rPr>
         <w:t xml:space="preserve"> </w:t>
       </w:r>
       <w:r>
         <w:rPr>
-          <w:rFonts w:ascii="宋体" w:eastAsia="黑体" w:hAnsi="宋体" w:cs="宋体-18030" w:hint="eastAsia"/>
+          <w:rFonts w:ascii="宋体" w:eastAsia="黑体" w:hAnsi="宋体" w:cs="宋体-18030"/>
           <w:sz w:val="28"/>
         </w:rPr>
         <w:t>称：</w:t>
       </w:r>
       <w:r>
         <w:rPr>
-          <w:rFonts w:ascii="宋体" w:eastAsia="黑体" w:hAnsi="宋体" w:cs="宋体-18030" w:hint="eastAsia"/>
-          <w:sz w:val="28"/>
+          <w:rFonts w:ascii="宋体" w:hAnsi="宋体"/>
+          <w:sz w:val="18"/>
         </w:rPr>
         <w:t xml:space="preserve"> </w:t>
       </w:r>
       <w:r>
         <w:rPr>
-          <w:rFonts w:ascii="宋体" w:eastAsia="黑体" w:hAnsi="宋体" w:cs="宋体-18030" w:hint="eastAsia"/>
+          <w:rFonts w:ascii="宋体" w:eastAsia="黑体" w:hAnsi="宋体" w:cs="宋体-18030"/>
+          <w:kern w:val="0"/>
           <w:sz w:val="28"/>
           <w:u w:val="single"/>
+          <w:fitText w:val="6160" w:id="-412384253"/>
         </w:rPr>
         <w:t>从关爱到回归：留守儿童与乡村发展协同路径研究</w:t>
       </w:r>
@@ -387,31 +391,7 @@
           <w:u w:val="single"/>
           <w:fitText w:val="6160" w:id="-412383999"/>
         </w:rPr>
-        <w:t>、</w:t>
-      </w:r>
-      <w:proofErr w:type="gramStart"/>
-      <w:r>
-        <w:rPr>
-          <w:rFonts w:ascii="宋体" w:eastAsia="黑体" w:hAnsi="宋体" w:cs="宋体-18030" w:hint="eastAsia"/>
-          <w:spacing w:val="86"/>
-          <w:kern w:val="0"/>
-          <w:sz w:val="28"/>
-          <w:u w:val="single"/>
-          <w:fitText w:val="6160" w:id="-412383999"/>
-        </w:rPr>
-        <w:t>郦</w:t>
-      </w:r>
-      <w:proofErr w:type="gramEnd"/>
-      <w:r>
-        <w:rPr>
-          <w:rFonts w:ascii="宋体" w:eastAsia="黑体" w:hAnsi="宋体" w:cs="宋体-18030" w:hint="eastAsia"/>
-          <w:spacing w:val="86"/>
-          <w:kern w:val="0"/>
-          <w:sz w:val="28"/>
-          <w:u w:val="single"/>
-          <w:fitText w:val="6160" w:id="-412383999"/>
-        </w:rPr>
-        <w:t>光</w:t>
+        <w:t>、郦光</w:t>
       </w:r>
       <w:r>
         <w:rPr>
@@ -628,8 +608,8 @@
       <w:tblGrid>
         <w:gridCol w:w="1342"/>
         <w:gridCol w:w="1248"/>
-        <w:gridCol w:w="1639"/>
-        <w:gridCol w:w="1148"/>
+        <w:gridCol w:w="1233"/>
+        <w:gridCol w:w="1554"/>
         <w:gridCol w:w="1370"/>
         <w:gridCol w:w="1006"/>
         <w:gridCol w:w="1031"/>
@@ -743,18 +723,14 @@
           </w:tcPr>
           <w:p>
             <w:pPr>
-              <w:jc w:val="center"/>
-              <w:rPr>
-                <w:rFonts w:ascii="宋体" w:hAnsi="宋体" w:hint="eastAsia"/>
-                <w:szCs w:val="21"/>
-              </w:rPr>
-            </w:pPr>
-            <w:r>
-              <w:rPr>
-                <w:rFonts w:ascii="宋体" w:hAnsi="宋体"/>
-                <w:szCs w:val="21"/>
-              </w:rPr>
-              <w:t>从关爱到回归：留守儿童关爱服务迁移复制与乡村发展协同路径研究</w:t>
+              <w:jc w:val="left"/>
+            </w:pPr>
+            <w:r>
+              <w:rPr>
+                <w:rFonts w:ascii="宋体" w:hAnsi="宋体"/>
+                <w:sz w:val="18"/>
+              </w:rPr>
+              <w:t>从关爱到回归：留守儿童与乡村发展协同路径研究</w:t>
             </w:r>
           </w:p>
         </w:tc>
@@ -1818,8 +1794,17 @@
                 <w:rFonts w:ascii="宋体" w:hAnsi="宋体"/>
                 <w:szCs w:val="21"/>
               </w:rPr>
-              <w:t>何瑞璇</w:t>
-            </w:r>
+              <w:t>何瑞</w:t>
+            </w:r>
+            <w:proofErr w:type="gramStart"/>
+            <w:r>
+              <w:rPr>
+                <w:rFonts w:ascii="宋体" w:hAnsi="宋体"/>
+                <w:szCs w:val="21"/>
+              </w:rPr>
+              <w:t>璇</w:t>
+            </w:r>
+            <w:proofErr w:type="gramEnd"/>
           </w:p>
         </w:tc>
         <w:tc>
@@ -2081,7 +2066,7 @@
         </w:tc>
         <w:tc>
           <w:tcPr>
-            <w:tcW w:w="1639" w:type="dxa"/>
+            <w:tcW w:w="1233" w:type="dxa"/>
             <w:vAlign w:val="center"/>
           </w:tcPr>
           <w:p>
@@ -2105,7 +2090,7 @@
         </w:tc>
         <w:tc>
           <w:tcPr>
-            <w:tcW w:w="2518" w:type="dxa"/>
+            <w:tcW w:w="2924" w:type="dxa"/>
             <w:gridSpan w:val="2"/>
             <w:vAlign w:val="center"/>
           </w:tcPr>
@@ -2225,7 +2210,7 @@
         </w:tc>
         <w:tc>
           <w:tcPr>
-            <w:tcW w:w="1639" w:type="dxa"/>
+            <w:tcW w:w="1233" w:type="dxa"/>
             <w:vAlign w:val="center"/>
           </w:tcPr>
           <w:p>
@@ -2246,17 +2231,21 @@
         </w:tc>
         <w:tc>
           <w:tcPr>
-            <w:tcW w:w="2518" w:type="dxa"/>
+            <w:tcW w:w="2924" w:type="dxa"/>
             <w:gridSpan w:val="2"/>
             <w:vAlign w:val="center"/>
           </w:tcPr>
           <w:p>
             <w:pPr>
-              <w:rPr>
-                <w:rFonts w:ascii="宋体" w:hAnsi="宋体" w:hint="eastAsia"/>
-                <w:sz w:val="17"/>
-              </w:rPr>
-            </w:pPr>
+              <w:jc w:val="left"/>
+            </w:pPr>
+            <w:r>
+              <w:rPr>
+                <w:rFonts w:ascii="宋体" w:hAnsi="宋体"/>
+                <w:sz w:val="16"/>
+              </w:rPr>
+              <w:t>科道书院</w:t>
+            </w:r>
           </w:p>
         </w:tc>
         <w:tc>
@@ -2361,7 +2350,7 @@
         </w:tc>
         <w:tc>
           <w:tcPr>
-            <w:tcW w:w="1639" w:type="dxa"/>
+            <w:tcW w:w="1233" w:type="dxa"/>
             <w:vAlign w:val="center"/>
           </w:tcPr>
           <w:p>
@@ -2376,11 +2365,22 @@
         </w:tc>
         <w:tc>
           <w:tcPr>
-            <w:tcW w:w="2518" w:type="dxa"/>
+            <w:tcW w:w="2924" w:type="dxa"/>
             <w:gridSpan w:val="2"/>
             <w:vAlign w:val="center"/>
           </w:tcPr>
-          <w:p/>
+          <w:p>
+            <w:pPr>
+              <w:jc w:val="left"/>
+            </w:pPr>
+            <w:r>
+              <w:rPr>
+                <w:rFonts w:ascii="宋体" w:hAnsi="宋体"/>
+                <w:sz w:val="16"/>
+              </w:rPr>
+              <w:t>大道书院</w:t>
+            </w:r>
+          </w:p>
         </w:tc>
         <w:tc>
           <w:tcPr>
@@ -2437,17 +2437,8 @@
                 <w:rFonts w:ascii="宋体" w:hAnsi="宋体"/>
                 <w:sz w:val="17"/>
               </w:rPr>
-              <w:t>玥</w:t>
-            </w:r>
-            <w:proofErr w:type="gramStart"/>
-            <w:r>
-              <w:rPr>
-                <w:rFonts w:ascii="宋体" w:hAnsi="宋体"/>
-                <w:sz w:val="17"/>
-              </w:rPr>
-              <w:t>绮</w:t>
-            </w:r>
-            <w:proofErr w:type="gramEnd"/>
+              <w:t>玥绮</w:t>
+            </w:r>
           </w:p>
         </w:tc>
         <w:tc>
@@ -2467,7 +2458,7 @@
         </w:tc>
         <w:tc>
           <w:tcPr>
-            <w:tcW w:w="1639" w:type="dxa"/>
+            <w:tcW w:w="1233" w:type="dxa"/>
             <w:vAlign w:val="center"/>
           </w:tcPr>
           <w:p>
@@ -2482,11 +2473,22 @@
         </w:tc>
         <w:tc>
           <w:tcPr>
-            <w:tcW w:w="2518" w:type="dxa"/>
+            <w:tcW w:w="2924" w:type="dxa"/>
             <w:gridSpan w:val="2"/>
             <w:vAlign w:val="center"/>
           </w:tcPr>
-          <w:p/>
+          <w:p>
+            <w:pPr>
+              <w:jc w:val="left"/>
+            </w:pPr>
+            <w:r>
+              <w:rPr>
+                <w:rFonts w:ascii="宋体" w:hAnsi="宋体"/>
+                <w:sz w:val="16"/>
+              </w:rPr>
+              <w:t>科道书院</w:t>
+            </w:r>
+          </w:p>
         </w:tc>
         <w:tc>
           <w:tcPr>
@@ -2555,7 +2557,7 @@
         </w:tc>
         <w:tc>
           <w:tcPr>
-            <w:tcW w:w="1639" w:type="dxa"/>
+            <w:tcW w:w="1233" w:type="dxa"/>
             <w:vAlign w:val="center"/>
           </w:tcPr>
           <w:p>
@@ -2570,11 +2572,22 @@
         </w:tc>
         <w:tc>
           <w:tcPr>
-            <w:tcW w:w="2518" w:type="dxa"/>
+            <w:tcW w:w="2924" w:type="dxa"/>
             <w:gridSpan w:val="2"/>
             <w:vAlign w:val="center"/>
           </w:tcPr>
-          <w:p/>
+          <w:p>
+            <w:pPr>
+              <w:jc w:val="left"/>
+            </w:pPr>
+            <w:r>
+              <w:rPr>
+                <w:rFonts w:ascii="宋体" w:hAnsi="宋体"/>
+                <w:sz w:val="16"/>
+              </w:rPr>
+              <w:t>科道书院</w:t>
+            </w:r>
+          </w:p>
         </w:tc>
         <w:tc>
           <w:tcPr>
@@ -2652,7 +2665,7 @@
         </w:tc>
         <w:tc>
           <w:tcPr>
-            <w:tcW w:w="1639" w:type="dxa"/>
+            <w:tcW w:w="1233" w:type="dxa"/>
             <w:vAlign w:val="center"/>
           </w:tcPr>
           <w:p>
@@ -2667,11 +2680,22 @@
         </w:tc>
         <w:tc>
           <w:tcPr>
-            <w:tcW w:w="2518" w:type="dxa"/>
+            <w:tcW w:w="2924" w:type="dxa"/>
             <w:gridSpan w:val="2"/>
             <w:vAlign w:val="center"/>
           </w:tcPr>
-          <w:p/>
+          <w:p>
+            <w:pPr>
+              <w:jc w:val="left"/>
+            </w:pPr>
+            <w:r>
+              <w:rPr>
+                <w:rFonts w:ascii="宋体" w:hAnsi="宋体"/>
+                <w:sz w:val="16"/>
+              </w:rPr>
+              <w:t>科道书院</w:t>
+            </w:r>
+          </w:p>
         </w:tc>
         <w:tc>
           <w:tcPr>
@@ -2754,7 +2778,7 @@
         </w:tc>
         <w:tc>
           <w:tcPr>
-            <w:tcW w:w="1639" w:type="dxa"/>
+            <w:tcW w:w="1233" w:type="dxa"/>
             <w:vAlign w:val="center"/>
           </w:tcPr>
           <w:p>
@@ -2775,11 +2799,22 @@
         </w:tc>
         <w:tc>
           <w:tcPr>
-            <w:tcW w:w="2518" w:type="dxa"/>
+            <w:tcW w:w="2924" w:type="dxa"/>
             <w:gridSpan w:val="2"/>
             <w:vAlign w:val="center"/>
           </w:tcPr>
-          <w:p/>
+          <w:p>
+            <w:pPr>
+              <w:jc w:val="left"/>
+            </w:pPr>
+            <w:r>
+              <w:rPr>
+                <w:rFonts w:ascii="宋体" w:hAnsi="宋体"/>
+                <w:sz w:val="16"/>
+              </w:rPr>
+              <w:t>科道书院</w:t>
+            </w:r>
+          </w:p>
         </w:tc>
         <w:tc>
           <w:tcPr>
@@ -2874,7 +2909,7 @@
         </w:tc>
         <w:tc>
           <w:tcPr>
-            <w:tcW w:w="1639" w:type="dxa"/>
+            <w:tcW w:w="1233" w:type="dxa"/>
             <w:vAlign w:val="center"/>
           </w:tcPr>
           <w:p>
@@ -2895,11 +2930,22 @@
         </w:tc>
         <w:tc>
           <w:tcPr>
-            <w:tcW w:w="2518" w:type="dxa"/>
+            <w:tcW w:w="2924" w:type="dxa"/>
             <w:gridSpan w:val="2"/>
             <w:vAlign w:val="center"/>
           </w:tcPr>
-          <w:p/>
+          <w:p>
+            <w:pPr>
+              <w:jc w:val="left"/>
+            </w:pPr>
+            <w:r>
+              <w:rPr>
+                <w:rFonts w:ascii="宋体" w:hAnsi="宋体"/>
+                <w:sz w:val="16"/>
+              </w:rPr>
+              <w:t>科道书院</w:t>
+            </w:r>
+          </w:p>
         </w:tc>
         <w:tc>
           <w:tcPr>
@@ -3003,7 +3049,7 @@
         </w:tc>
         <w:tc>
           <w:tcPr>
-            <w:tcW w:w="1639" w:type="dxa"/>
+            <w:tcW w:w="1233" w:type="dxa"/>
             <w:vAlign w:val="center"/>
           </w:tcPr>
           <w:p>
@@ -3018,11 +3064,22 @@
         </w:tc>
         <w:tc>
           <w:tcPr>
-            <w:tcW w:w="2518" w:type="dxa"/>
+            <w:tcW w:w="2924" w:type="dxa"/>
             <w:gridSpan w:val="2"/>
             <w:vAlign w:val="center"/>
           </w:tcPr>
-          <w:p/>
+          <w:p>
+            <w:pPr>
+              <w:jc w:val="left"/>
+            </w:pPr>
+            <w:r>
+              <w:rPr>
+                <w:rFonts w:ascii="宋体" w:hAnsi="宋体"/>
+                <w:sz w:val="16"/>
+              </w:rPr>
+              <w:t>科道书院</w:t>
+            </w:r>
+          </w:p>
         </w:tc>
         <w:tc>
           <w:tcPr>
@@ -3092,7 +3149,7 @@
         </w:tc>
         <w:tc>
           <w:tcPr>
-            <w:tcW w:w="1639" w:type="dxa"/>
+            <w:tcW w:w="1233" w:type="dxa"/>
             <w:vAlign w:val="center"/>
           </w:tcPr>
           <w:p>
@@ -3107,11 +3164,22 @@
         </w:tc>
         <w:tc>
           <w:tcPr>
-            <w:tcW w:w="2518" w:type="dxa"/>
+            <w:tcW w:w="2924" w:type="dxa"/>
             <w:gridSpan w:val="2"/>
             <w:vAlign w:val="center"/>
           </w:tcPr>
-          <w:p/>
+          <w:p>
+            <w:pPr>
+              <w:jc w:val="left"/>
+            </w:pPr>
+            <w:r>
+              <w:rPr>
+                <w:rFonts w:ascii="宋体" w:hAnsi="宋体"/>
+                <w:sz w:val="16"/>
+              </w:rPr>
+              <w:t>大道书院</w:t>
+            </w:r>
+          </w:p>
         </w:tc>
         <w:tc>
           <w:tcPr>
@@ -3180,7 +3248,7 @@
         </w:tc>
         <w:tc>
           <w:tcPr>
-            <w:tcW w:w="1639" w:type="dxa"/>
+            <w:tcW w:w="1233" w:type="dxa"/>
             <w:vAlign w:val="center"/>
           </w:tcPr>
           <w:p>
@@ -3195,11 +3263,22 @@
         </w:tc>
         <w:tc>
           <w:tcPr>
-            <w:tcW w:w="2518" w:type="dxa"/>
+            <w:tcW w:w="2924" w:type="dxa"/>
             <w:gridSpan w:val="2"/>
             <w:vAlign w:val="center"/>
           </w:tcPr>
-          <w:p/>
+          <w:p>
+            <w:pPr>
+              <w:jc w:val="left"/>
+            </w:pPr>
+            <w:r>
+              <w:rPr>
+                <w:rFonts w:ascii="宋体" w:hAnsi="宋体"/>
+                <w:sz w:val="16"/>
+              </w:rPr>
+              <w:t>科道书院</w:t>
+            </w:r>
+          </w:p>
         </w:tc>
         <w:tc>
           <w:tcPr>
@@ -3270,7 +3349,7 @@
         </w:tc>
         <w:tc>
           <w:tcPr>
-            <w:tcW w:w="1639" w:type="dxa"/>
+            <w:tcW w:w="1233" w:type="dxa"/>
             <w:vAlign w:val="center"/>
           </w:tcPr>
           <w:p>
@@ -3285,11 +3364,22 @@
         </w:tc>
         <w:tc>
           <w:tcPr>
-            <w:tcW w:w="2518" w:type="dxa"/>
+            <w:tcW w:w="2924" w:type="dxa"/>
             <w:gridSpan w:val="2"/>
             <w:vAlign w:val="center"/>
           </w:tcPr>
-          <w:p/>
+          <w:p>
+            <w:pPr>
+              <w:jc w:val="left"/>
+            </w:pPr>
+            <w:r>
+              <w:rPr>
+                <w:rFonts w:ascii="宋体" w:hAnsi="宋体"/>
+                <w:sz w:val="16"/>
+              </w:rPr>
+              <w:t>上道书院</w:t>
+            </w:r>
+          </w:p>
         </w:tc>
         <w:tc>
           <w:tcPr>
@@ -3360,7 +3450,7 @@
         </w:tc>
         <w:tc>
           <w:tcPr>
-            <w:tcW w:w="1639" w:type="dxa"/>
+            <w:tcW w:w="1233" w:type="dxa"/>
             <w:vAlign w:val="center"/>
           </w:tcPr>
           <w:p>
@@ -3375,11 +3465,22 @@
         </w:tc>
         <w:tc>
           <w:tcPr>
-            <w:tcW w:w="2518" w:type="dxa"/>
+            <w:tcW w:w="2924" w:type="dxa"/>
             <w:gridSpan w:val="2"/>
             <w:vAlign w:val="center"/>
           </w:tcPr>
-          <w:p/>
+          <w:p>
+            <w:pPr>
+              <w:jc w:val="left"/>
+            </w:pPr>
+            <w:r>
+              <w:rPr>
+                <w:rFonts w:ascii="宋体" w:hAnsi="宋体"/>
+                <w:sz w:val="16"/>
+              </w:rPr>
+              <w:t>科道书院</w:t>
+            </w:r>
+          </w:p>
         </w:tc>
         <w:tc>
           <w:tcPr>
@@ -3448,7 +3549,7 @@
         </w:tc>
         <w:tc>
           <w:tcPr>
-            <w:tcW w:w="1639" w:type="dxa"/>
+            <w:tcW w:w="1233" w:type="dxa"/>
             <w:vAlign w:val="center"/>
           </w:tcPr>
           <w:p>
@@ -3463,11 +3564,22 @@
         </w:tc>
         <w:tc>
           <w:tcPr>
-            <w:tcW w:w="2518" w:type="dxa"/>
+            <w:tcW w:w="2924" w:type="dxa"/>
             <w:gridSpan w:val="2"/>
             <w:vAlign w:val="center"/>
           </w:tcPr>
-          <w:p/>
+          <w:p>
+            <w:pPr>
+              <w:jc w:val="left"/>
+            </w:pPr>
+            <w:r>
+              <w:rPr>
+                <w:rFonts w:ascii="宋体" w:hAnsi="宋体"/>
+                <w:sz w:val="16"/>
+              </w:rPr>
+              <w:t>科道书院</w:t>
+            </w:r>
+          </w:p>
         </w:tc>
         <w:tc>
           <w:tcPr>
@@ -3536,7 +3648,7 @@
         </w:tc>
         <w:tc>
           <w:tcPr>
-            <w:tcW w:w="1639" w:type="dxa"/>
+            <w:tcW w:w="1233" w:type="dxa"/>
             <w:vAlign w:val="center"/>
           </w:tcPr>
           <w:p>
@@ -3551,11 +3663,22 @@
         </w:tc>
         <w:tc>
           <w:tcPr>
-            <w:tcW w:w="2518" w:type="dxa"/>
+            <w:tcW w:w="2924" w:type="dxa"/>
             <w:gridSpan w:val="2"/>
             <w:vAlign w:val="center"/>
           </w:tcPr>
-          <w:p/>
+          <w:p>
+            <w:pPr>
+              <w:jc w:val="left"/>
+            </w:pPr>
+            <w:r>
+              <w:rPr>
+                <w:rFonts w:ascii="宋体" w:hAnsi="宋体"/>
+                <w:sz w:val="16"/>
+              </w:rPr>
+              <w:t>大道书院</w:t>
+            </w:r>
+          </w:p>
         </w:tc>
         <w:tc>
           <w:tcPr>
@@ -3624,7 +3747,7 @@
         </w:tc>
         <w:tc>
           <w:tcPr>
-            <w:tcW w:w="1639" w:type="dxa"/>
+            <w:tcW w:w="1233" w:type="dxa"/>
             <w:vAlign w:val="center"/>
           </w:tcPr>
           <w:p>
@@ -3639,11 +3762,29 @@
         </w:tc>
         <w:tc>
           <w:tcPr>
-            <w:tcW w:w="2518" w:type="dxa"/>
+            <w:tcW w:w="2924" w:type="dxa"/>
             <w:gridSpan w:val="2"/>
             <w:vAlign w:val="center"/>
           </w:tcPr>
-          <w:p/>
+          <w:p>
+            <w:pPr>
+              <w:jc w:val="left"/>
+            </w:pPr>
+            <w:r>
+              <w:rPr>
+                <w:rFonts w:ascii="宋体" w:hAnsi="宋体" w:hint="eastAsia"/>
+                <w:sz w:val="16"/>
+              </w:rPr>
+              <w:t>上道</w:t>
+            </w:r>
+            <w:r>
+              <w:rPr>
+                <w:rFonts w:ascii="宋体" w:hAnsi="宋体" w:hint="eastAsia"/>
+                <w:sz w:val="16"/>
+              </w:rPr>
+              <w:t>书院</w:t>
+            </w:r>
+          </w:p>
         </w:tc>
         <w:tc>
           <w:tcPr>
@@ -3712,7 +3853,7 @@
         </w:tc>
         <w:tc>
           <w:tcPr>
-            <w:tcW w:w="1639" w:type="dxa"/>
+            <w:tcW w:w="1233" w:type="dxa"/>
             <w:vAlign w:val="center"/>
           </w:tcPr>
           <w:p>
@@ -3727,11 +3868,22 @@
         </w:tc>
         <w:tc>
           <w:tcPr>
-            <w:tcW w:w="2518" w:type="dxa"/>
+            <w:tcW w:w="2924" w:type="dxa"/>
             <w:gridSpan w:val="2"/>
             <w:vAlign w:val="center"/>
           </w:tcPr>
-          <w:p/>
+          <w:p>
+            <w:pPr>
+              <w:jc w:val="left"/>
+            </w:pPr>
+            <w:r>
+              <w:rPr>
+                <w:rFonts w:ascii="宋体" w:hAnsi="宋体"/>
+                <w:sz w:val="16"/>
+              </w:rPr>
+              <w:t>上道书院</w:t>
+            </w:r>
+          </w:p>
         </w:tc>
         <w:tc>
           <w:tcPr>
@@ -3802,7 +3954,7 @@
         </w:tc>
         <w:tc>
           <w:tcPr>
-            <w:tcW w:w="1639" w:type="dxa"/>
+            <w:tcW w:w="1233" w:type="dxa"/>
             <w:vAlign w:val="center"/>
           </w:tcPr>
           <w:p>
@@ -3817,11 +3969,22 @@
         </w:tc>
         <w:tc>
           <w:tcPr>
-            <w:tcW w:w="2518" w:type="dxa"/>
+            <w:tcW w:w="2924" w:type="dxa"/>
             <w:gridSpan w:val="2"/>
             <w:vAlign w:val="center"/>
           </w:tcPr>
-          <w:p/>
+          <w:p>
+            <w:pPr>
+              <w:jc w:val="left"/>
+            </w:pPr>
+            <w:r>
+              <w:rPr>
+                <w:rFonts w:ascii="宋体" w:hAnsi="宋体"/>
+                <w:sz w:val="16"/>
+              </w:rPr>
+              <w:t>科道书院</w:t>
+            </w:r>
+          </w:p>
         </w:tc>
         <w:tc>
           <w:tcPr>
@@ -3892,7 +4055,7 @@
         </w:tc>
         <w:tc>
           <w:tcPr>
-            <w:tcW w:w="1639" w:type="dxa"/>
+            <w:tcW w:w="1233" w:type="dxa"/>
             <w:vAlign w:val="center"/>
           </w:tcPr>
           <w:p>
@@ -3907,11 +4070,22 @@
         </w:tc>
         <w:tc>
           <w:tcPr>
-            <w:tcW w:w="2518" w:type="dxa"/>
+            <w:tcW w:w="2924" w:type="dxa"/>
             <w:gridSpan w:val="2"/>
             <w:vAlign w:val="center"/>
           </w:tcPr>
-          <w:p/>
+          <w:p>
+            <w:pPr>
+              <w:jc w:val="left"/>
+            </w:pPr>
+            <w:r>
+              <w:rPr>
+                <w:rFonts w:ascii="宋体" w:hAnsi="宋体"/>
+                <w:sz w:val="16"/>
+              </w:rPr>
+              <w:t>上道书院</w:t>
+            </w:r>
+          </w:p>
         </w:tc>
         <w:tc>
           <w:tcPr>
@@ -3980,7 +4154,7 @@
         </w:tc>
         <w:tc>
           <w:tcPr>
-            <w:tcW w:w="1639" w:type="dxa"/>
+            <w:tcW w:w="1233" w:type="dxa"/>
             <w:vAlign w:val="center"/>
           </w:tcPr>
           <w:p>
@@ -3995,11 +4169,22 @@
         </w:tc>
         <w:tc>
           <w:tcPr>
-            <w:tcW w:w="2518" w:type="dxa"/>
+            <w:tcW w:w="2924" w:type="dxa"/>
             <w:gridSpan w:val="2"/>
             <w:vAlign w:val="center"/>
           </w:tcPr>
-          <w:p/>
+          <w:p>
+            <w:pPr>
+              <w:jc w:val="left"/>
+            </w:pPr>
+            <w:r>
+              <w:rPr>
+                <w:rFonts w:ascii="宋体" w:hAnsi="宋体"/>
+                <w:sz w:val="16"/>
+              </w:rPr>
+              <w:t>上道书院</w:t>
+            </w:r>
+          </w:p>
         </w:tc>
         <w:tc>
           <w:tcPr>
@@ -4070,7 +4255,7 @@
         </w:tc>
         <w:tc>
           <w:tcPr>
-            <w:tcW w:w="1639" w:type="dxa"/>
+            <w:tcW w:w="1233" w:type="dxa"/>
             <w:vAlign w:val="center"/>
           </w:tcPr>
           <w:p>
@@ -4085,11 +4270,19 @@
         </w:tc>
         <w:tc>
           <w:tcPr>
-            <w:tcW w:w="2518" w:type="dxa"/>
+            <w:tcW w:w="2924" w:type="dxa"/>
             <w:gridSpan w:val="2"/>
             <w:vAlign w:val="center"/>
           </w:tcPr>
-          <w:p/>
+          <w:p>
+            <w:r>
+              <w:rPr>
+                <w:rFonts w:ascii="宋体" w:hAnsi="宋体"/>
+                <w:sz w:val="17"/>
+              </w:rPr>
+              <w:t>大道书院</w:t>
+            </w:r>
+          </w:p>
         </w:tc>
         <w:tc>
           <w:tcPr>
@@ -4158,7 +4351,7 @@
         </w:tc>
         <w:tc>
           <w:tcPr>
-            <w:tcW w:w="1639" w:type="dxa"/>
+            <w:tcW w:w="1233" w:type="dxa"/>
             <w:vAlign w:val="center"/>
           </w:tcPr>
           <w:p>
@@ -4173,11 +4366,22 @@
         </w:tc>
         <w:tc>
           <w:tcPr>
-            <w:tcW w:w="2518" w:type="dxa"/>
+            <w:tcW w:w="2924" w:type="dxa"/>
             <w:gridSpan w:val="2"/>
             <w:vAlign w:val="center"/>
           </w:tcPr>
-          <w:p/>
+          <w:p>
+            <w:pPr>
+              <w:jc w:val="left"/>
+            </w:pPr>
+            <w:r>
+              <w:rPr>
+                <w:rFonts w:ascii="宋体" w:hAnsi="宋体"/>
+                <w:sz w:val="16"/>
+              </w:rPr>
+              <w:t>上道书院</w:t>
+            </w:r>
+          </w:p>
         </w:tc>
         <w:tc>
           <w:tcPr>
@@ -4248,7 +4452,7 @@
         </w:tc>
         <w:tc>
           <w:tcPr>
-            <w:tcW w:w="1639" w:type="dxa"/>
+            <w:tcW w:w="1233" w:type="dxa"/>
             <w:vAlign w:val="center"/>
           </w:tcPr>
           <w:p>
@@ -4263,11 +4467,22 @@
         </w:tc>
         <w:tc>
           <w:tcPr>
-            <w:tcW w:w="2518" w:type="dxa"/>
+            <w:tcW w:w="2924" w:type="dxa"/>
             <w:gridSpan w:val="2"/>
             <w:vAlign w:val="center"/>
           </w:tcPr>
-          <w:p/>
+          <w:p>
+            <w:pPr>
+              <w:jc w:val="left"/>
+            </w:pPr>
+            <w:r>
+              <w:rPr>
+                <w:rFonts w:ascii="宋体" w:hAnsi="宋体"/>
+                <w:sz w:val="16"/>
+              </w:rPr>
+              <w:t>上道书院</w:t>
+            </w:r>
+          </w:p>
         </w:tc>
         <w:tc>
           <w:tcPr>
@@ -4336,7 +4551,7 @@
         </w:tc>
         <w:tc>
           <w:tcPr>
-            <w:tcW w:w="1639" w:type="dxa"/>
+            <w:tcW w:w="1233" w:type="dxa"/>
             <w:vAlign w:val="center"/>
           </w:tcPr>
           <w:p>
@@ -4351,11 +4566,22 @@
         </w:tc>
         <w:tc>
           <w:tcPr>
-            <w:tcW w:w="2518" w:type="dxa"/>
+            <w:tcW w:w="2924" w:type="dxa"/>
             <w:gridSpan w:val="2"/>
             <w:vAlign w:val="center"/>
           </w:tcPr>
-          <w:p/>
+          <w:p>
+            <w:pPr>
+              <w:jc w:val="left"/>
+            </w:pPr>
+            <w:r>
+              <w:rPr>
+                <w:rFonts w:ascii="宋体" w:hAnsi="宋体"/>
+                <w:sz w:val="16"/>
+              </w:rPr>
+              <w:t>上道书院</w:t>
+            </w:r>
+          </w:p>
         </w:tc>
         <w:tc>
           <w:tcPr>
@@ -4426,7 +4652,7 @@
         </w:tc>
         <w:tc>
           <w:tcPr>
-            <w:tcW w:w="1639" w:type="dxa"/>
+            <w:tcW w:w="1233" w:type="dxa"/>
             <w:vAlign w:val="center"/>
           </w:tcPr>
           <w:p>
@@ -4441,11 +4667,22 @@
         </w:tc>
         <w:tc>
           <w:tcPr>
-            <w:tcW w:w="2518" w:type="dxa"/>
+            <w:tcW w:w="2924" w:type="dxa"/>
             <w:gridSpan w:val="2"/>
             <w:vAlign w:val="center"/>
           </w:tcPr>
-          <w:p/>
+          <w:p>
+            <w:pPr>
+              <w:jc w:val="left"/>
+            </w:pPr>
+            <w:r>
+              <w:rPr>
+                <w:rFonts w:ascii="宋体" w:hAnsi="宋体"/>
+                <w:sz w:val="16"/>
+              </w:rPr>
+              <w:t>上道书院</w:t>
+            </w:r>
+          </w:p>
         </w:tc>
         <w:tc>
           <w:tcPr>
@@ -4517,7 +4754,7 @@
         </w:tc>
         <w:tc>
           <w:tcPr>
-            <w:tcW w:w="1639" w:type="dxa"/>
+            <w:tcW w:w="1233" w:type="dxa"/>
             <w:vAlign w:val="center"/>
           </w:tcPr>
           <w:p>
@@ -4532,11 +4769,22 @@
         </w:tc>
         <w:tc>
           <w:tcPr>
-            <w:tcW w:w="2518" w:type="dxa"/>
+            <w:tcW w:w="2924" w:type="dxa"/>
             <w:gridSpan w:val="2"/>
             <w:vAlign w:val="center"/>
           </w:tcPr>
-          <w:p/>
+          <w:p>
+            <w:pPr>
+              <w:jc w:val="left"/>
+            </w:pPr>
+            <w:r>
+              <w:rPr>
+                <w:rFonts w:ascii="宋体" w:hAnsi="宋体"/>
+                <w:sz w:val="16"/>
+              </w:rPr>
+              <w:t>上道书院</w:t>
+            </w:r>
+          </w:p>
         </w:tc>
         <w:tc>
           <w:tcPr>
@@ -4605,7 +4853,7 @@
         </w:tc>
         <w:tc>
           <w:tcPr>
-            <w:tcW w:w="1639" w:type="dxa"/>
+            <w:tcW w:w="1233" w:type="dxa"/>
             <w:vAlign w:val="center"/>
           </w:tcPr>
           <w:p>
@@ -4620,11 +4868,22 @@
         </w:tc>
         <w:tc>
           <w:tcPr>
-            <w:tcW w:w="2518" w:type="dxa"/>
+            <w:tcW w:w="2924" w:type="dxa"/>
             <w:gridSpan w:val="2"/>
             <w:vAlign w:val="center"/>
           </w:tcPr>
-          <w:p/>
+          <w:p>
+            <w:pPr>
+              <w:jc w:val="left"/>
+            </w:pPr>
+            <w:r>
+              <w:rPr>
+                <w:rFonts w:ascii="宋体" w:hAnsi="宋体"/>
+                <w:sz w:val="16"/>
+              </w:rPr>
+              <w:t>科道书院</w:t>
+            </w:r>
+          </w:p>
         </w:tc>
         <w:tc>
           <w:tcPr>
@@ -4693,7 +4952,7 @@
         </w:tc>
         <w:tc>
           <w:tcPr>
-            <w:tcW w:w="1639" w:type="dxa"/>
+            <w:tcW w:w="1233" w:type="dxa"/>
             <w:vAlign w:val="center"/>
           </w:tcPr>
           <w:p>
@@ -4708,11 +4967,22 @@
         </w:tc>
         <w:tc>
           <w:tcPr>
-            <w:tcW w:w="2518" w:type="dxa"/>
+            <w:tcW w:w="2924" w:type="dxa"/>
             <w:gridSpan w:val="2"/>
             <w:vAlign w:val="center"/>
           </w:tcPr>
-          <w:p/>
+          <w:p>
+            <w:pPr>
+              <w:jc w:val="left"/>
+            </w:pPr>
+            <w:r>
+              <w:rPr>
+                <w:rFonts w:ascii="宋体" w:hAnsi="宋体"/>
+                <w:sz w:val="16"/>
+              </w:rPr>
+              <w:t>上道书院</w:t>
+            </w:r>
+          </w:p>
         </w:tc>
         <w:tc>
           <w:tcPr>
@@ -4781,7 +5051,7 @@
         </w:tc>
         <w:tc>
           <w:tcPr>
-            <w:tcW w:w="1639" w:type="dxa"/>
+            <w:tcW w:w="1233" w:type="dxa"/>
             <w:vAlign w:val="center"/>
           </w:tcPr>
           <w:p>
@@ -4796,11 +5066,22 @@
         </w:tc>
         <w:tc>
           <w:tcPr>
-            <w:tcW w:w="2518" w:type="dxa"/>
+            <w:tcW w:w="2924" w:type="dxa"/>
             <w:gridSpan w:val="2"/>
             <w:vAlign w:val="center"/>
           </w:tcPr>
-          <w:p/>
+          <w:p>
+            <w:pPr>
+              <w:jc w:val="left"/>
+            </w:pPr>
+            <w:r>
+              <w:rPr>
+                <w:rFonts w:ascii="宋体" w:hAnsi="宋体"/>
+                <w:sz w:val="16"/>
+              </w:rPr>
+              <w:t>科道书院</w:t>
+            </w:r>
+          </w:p>
         </w:tc>
         <w:tc>
           <w:tcPr>
@@ -4885,7 +5166,7 @@
         </w:tc>
         <w:tc>
           <w:tcPr>
-            <w:tcW w:w="1639" w:type="dxa"/>
+            <w:tcW w:w="1233" w:type="dxa"/>
             <w:vAlign w:val="center"/>
           </w:tcPr>
           <w:p>
@@ -4900,11 +5181,22 @@
         </w:tc>
         <w:tc>
           <w:tcPr>
-            <w:tcW w:w="2518" w:type="dxa"/>
+            <w:tcW w:w="2924" w:type="dxa"/>
             <w:gridSpan w:val="2"/>
             <w:vAlign w:val="center"/>
           </w:tcPr>
-          <w:p/>
+          <w:p>
+            <w:pPr>
+              <w:jc w:val="left"/>
+            </w:pPr>
+            <w:r>
+              <w:rPr>
+                <w:rFonts w:ascii="宋体" w:hAnsi="宋体"/>
+                <w:sz w:val="16"/>
+              </w:rPr>
+              <w:t>科道书院</w:t>
+            </w:r>
+          </w:p>
         </w:tc>
         <w:tc>
           <w:tcPr>
@@ -5005,52 +5297,23 @@
         </w:tc>
         <w:tc>
           <w:tcPr>
-            <w:tcW w:w="2887" w:type="dxa"/>
+            <w:tcW w:w="2481" w:type="dxa"/>
             <w:gridSpan w:val="2"/>
             <w:vAlign w:val="center"/>
           </w:tcPr>
           <w:p>
             <w:r>
-              <w:t>2026</w:t>
-            </w:r>
-            <w:r>
-              <w:t>年</w:t>
-            </w:r>
-            <w:r>
-              <w:t>7</w:t>
-            </w:r>
-            <w:r>
-              <w:t>月</w:t>
-            </w:r>
-            <w:r>
-              <w:t>19</w:t>
-            </w:r>
-            <w:r>
-              <w:t>日</w:t>
-            </w:r>
-            <w:r>
-              <w:t>—2026</w:t>
-            </w:r>
-            <w:r>
-              <w:t>年</w:t>
-            </w:r>
-            <w:r>
-              <w:t>7</w:t>
-            </w:r>
-            <w:r>
-              <w:t>月</w:t>
-            </w:r>
-            <w:r>
-              <w:t>29</w:t>
-            </w:r>
-            <w:r>
-              <w:t>日</w:t>
-            </w:r>
-          </w:p>
-        </w:tc>
-        <w:tc>
-          <w:tcPr>
-            <w:tcW w:w="2518" w:type="dxa"/>
+              <w:rPr>
+                <w:rFonts w:ascii="宋体" w:hAnsi="宋体"/>
+                <w:sz w:val="17"/>
+              </w:rPr>
+              <w:t>2026年7月19日—2026年7月29日</w:t>
+            </w:r>
+          </w:p>
+        </w:tc>
+        <w:tc>
+          <w:tcPr>
+            <w:tcW w:w="2924" w:type="dxa"/>
             <w:gridSpan w:val="2"/>
             <w:vAlign w:val="center"/>
           </w:tcPr>
@@ -5129,28 +5392,15 @@
             <w:vAlign w:val="center"/>
           </w:tcPr>
           <w:p>
-            <w:r>
-              <w:rPr>
-                <w:rFonts w:ascii="宋体" w:hAnsi="宋体"/>
-                <w:sz w:val="18"/>
-              </w:rPr>
-              <w:t>实践地位于湖北省黄冈市武穴市四望镇。当地处于脱贫攻坚成果巩固与经济转型阶段，外出务工较多，留守儿童关爱与乡村发展问题相互交织。</w:t>
-            </w:r>
-            <w:proofErr w:type="gramStart"/>
-            <w:r>
-              <w:rPr>
-                <w:rFonts w:ascii="宋体" w:hAnsi="宋体"/>
-                <w:sz w:val="18"/>
-              </w:rPr>
-              <w:t>四望镇申望儿童</w:t>
-            </w:r>
-            <w:proofErr w:type="gramEnd"/>
-            <w:r>
-              <w:rPr>
-                <w:rFonts w:ascii="宋体" w:hAnsi="宋体"/>
-                <w:sz w:val="18"/>
-              </w:rPr>
-              <w:t>关爱服务中心面向当地儿童提供学习陪伴、兴趣培养、心理支持、科技教育等服务，具有较强的示范性。团队同时关注当地农业产业化、本地就业与家庭陪伴条件改善之间的关系，将产业发展作为解释和缓解留守儿童问题的成人侧支撑。</w:t>
+            <w:pPr>
+              <w:jc w:val="left"/>
+            </w:pPr>
+            <w:r>
+              <w:rPr>
+                <w:rFonts w:ascii="宋体" w:hAnsi="宋体"/>
+                <w:sz w:val="17"/>
+              </w:rPr>
+              <w:t>实践地位于湖北省黄冈市武穴市四望镇、红安县及武汉市相关点位。当地正处于脱贫攻坚成果巩固与经济转型阶段，外出务工较多，留守儿童问题随之产生。申望儿童关爱服务中心主要回应儿童学习、陪伴、心理支持、兴趣培养和科技教育等现实需求；农业产业化则通过延长产业链、提高农产品附加值、增加本地就业与收入，为改善家庭陪伴条件提供成人侧支撑。两者共同指向“以人为本”的乡村发展路径。</w:t>
             </w:r>
           </w:p>
         </w:tc>
@@ -5191,28 +5441,15 @@
             <w:vAlign w:val="center"/>
           </w:tcPr>
           <w:p>
-            <w:r>
-              <w:rPr>
-                <w:rFonts w:ascii="宋体" w:hAnsi="宋体"/>
-                <w:sz w:val="18"/>
-              </w:rPr>
-              <w:t>本课题以申望儿童关爱服务中心为核心对象，系统梳理其服务对象、课程内容、空间设备、人员来源、志愿者机制、</w:t>
-            </w:r>
-            <w:proofErr w:type="gramStart"/>
-            <w:r>
-              <w:rPr>
-                <w:rFonts w:ascii="宋体" w:hAnsi="宋体"/>
-                <w:sz w:val="18"/>
-              </w:rPr>
-              <w:t>家校社协作</w:t>
-            </w:r>
-            <w:proofErr w:type="gramEnd"/>
-            <w:r>
-              <w:rPr>
-                <w:rFonts w:ascii="宋体" w:hAnsi="宋体"/>
-                <w:sz w:val="18"/>
-              </w:rPr>
-              <w:t>和成果评估方式，回答其为何有效、哪些经验可复制、复制推广需要哪些前提条件。同时结合武穴农业产业化与本地就业情况，分析产业发展如何改善家庭陪伴条件，并从“以人为本”视角提出儿童关爱服务与乡村发展协同的实践建议。</w:t>
+            <w:pPr>
+              <w:jc w:val="left"/>
+            </w:pPr>
+            <w:r>
+              <w:rPr>
+                <w:rFonts w:ascii="宋体" w:hAnsi="宋体"/>
+                <w:sz w:val="17"/>
+              </w:rPr>
+              <w:t>本课题以儿童关爱中心及留守儿童问题为主线，以农业产业化为成人侧支撑，以“以人为本”为共同逻辑，研究申望儿童关爱服务中心成功经验的迁移、复制与推广条件。调研重点包括中心解决的真实儿童需求、课程与空间运行、人员与志愿者机制、家长和社区协作、可标准化的课程工具包与服务流程，以及农业产业化、本地就业和家庭陪伴之间的关联。</w:t>
             </w:r>
           </w:p>
         </w:tc>
@@ -5274,12 +5511,47 @@
             <w:vAlign w:val="center"/>
           </w:tcPr>
           <w:p>
-            <w:r>
-              <w:rPr>
-                <w:rFonts w:ascii="宋体" w:hAnsi="宋体"/>
-                <w:sz w:val="18"/>
-              </w:rPr>
-              <w:t>项目价值在于把短期支教式活动转化为可持续的儿童关爱机制研究。对团队成员而言，可训练案头调研、半结构化访谈、现场观察、资料归档和报告写作能力；对服务对象而言，可通过课程参与、陪伴活动和需求反馈获得更有针对性的支持；对基地而言，可形成儿童关爱中心经验复制框架、志愿者服务流程、课程与活动记录、资源清单和后续合作建议，为类似地区留守儿童服务提供可参考样本。</w:t>
+            <w:pPr>
+              <w:jc w:val="left"/>
+            </w:pPr>
+            <w:r>
+              <w:rPr>
+                <w:rFonts w:ascii="宋体" w:hAnsi="宋体"/>
+                <w:sz w:val="17"/>
+              </w:rPr>
+              <w:t>项目有助于把短期支教式活动转化为可持续的儿童关爱机制研究。团队将通过案头调研、半结构化访谈、现场观察、小样本问卷、主题编码、典型案例研究和SWOT综合</w:t>
+            </w:r>
+            <w:proofErr w:type="gramStart"/>
+            <w:r>
+              <w:rPr>
+                <w:rFonts w:ascii="宋体" w:hAnsi="宋体"/>
+                <w:sz w:val="17"/>
+              </w:rPr>
+              <w:t>研</w:t>
+            </w:r>
+            <w:proofErr w:type="gramEnd"/>
+            <w:r>
+              <w:rPr>
+                <w:rFonts w:ascii="宋体" w:hAnsi="宋体"/>
+                <w:sz w:val="17"/>
+              </w:rPr>
+              <w:t>判，形成儿童关爱侧、产业侧与协同机制侧的证据链。成果可为</w:t>
+            </w:r>
+            <w:proofErr w:type="gramStart"/>
+            <w:r>
+              <w:rPr>
+                <w:rFonts w:ascii="宋体" w:hAnsi="宋体"/>
+                <w:sz w:val="17"/>
+              </w:rPr>
+              <w:t>申望儿童</w:t>
+            </w:r>
+            <w:proofErr w:type="gramEnd"/>
+            <w:r>
+              <w:rPr>
+                <w:rFonts w:ascii="宋体" w:hAnsi="宋体"/>
+                <w:sz w:val="17"/>
+              </w:rPr>
+              <w:t>关爱服务中心经验迁移、志愿服务标准化、儿童研学课程设计和类似地区留守儿童服务推广提供参考。</w:t>
             </w:r>
           </w:p>
         </w:tc>
@@ -5320,28 +5592,15 @@
             <w:vAlign w:val="center"/>
           </w:tcPr>
           <w:p>
-            <w:r>
-              <w:rPr>
-                <w:rFonts w:ascii="宋体" w:hAnsi="宋体"/>
-                <w:sz w:val="18"/>
-              </w:rPr>
-              <w:t>1.《留守儿童关爱服务迁移复制与乡村发展协同路径调研报告》；2.申望儿童关爱服务中心访谈记录与现场观察材料；3.儿童关爱服务复制条件清单；4.课程活动记录、照片、视频和新闻稿素材；5.志愿者服务流程、课程/活动工具包或轻</w:t>
-            </w:r>
-            <w:proofErr w:type="gramStart"/>
-            <w:r>
-              <w:rPr>
-                <w:rFonts w:ascii="宋体" w:hAnsi="宋体"/>
-                <w:sz w:val="18"/>
-              </w:rPr>
-              <w:t>量技术</w:t>
-            </w:r>
-            <w:proofErr w:type="gramEnd"/>
-            <w:r>
-              <w:rPr>
-                <w:rFonts w:ascii="宋体" w:hAnsi="宋体"/>
-                <w:sz w:val="18"/>
-              </w:rPr>
-              <w:t>支持方案；6.农业产业化、本地就业与家庭陪伴关系的辅助调研材料。</w:t>
+            <w:pPr>
+              <w:jc w:val="left"/>
+            </w:pPr>
+            <w:r>
+              <w:rPr>
+                <w:rFonts w:ascii="宋体" w:hAnsi="宋体"/>
+                <w:sz w:val="17"/>
+              </w:rPr>
+              <w:t>1.《从关爱到回归：留守儿童与乡村发展协同路径研究》调研报告；2.儿童关爱中心访谈记录、现场观察材料与匿名化资料库；3.儿童关爱服务复制条件清单和运营痛点分析；4.产业带动就业、儿童关爱服务标杆、典型留守儿童家庭等案例材料；5.农业产业化与儿童关爱服务协同发展的SWOT分析；6.课程/活动工具包、志愿服务流程、新闻稿、照片、视频与成果展示PPT。</w:t>
             </w:r>
           </w:p>
         </w:tc>
@@ -5391,60 +5650,15 @@
             <w:vAlign w:val="center"/>
           </w:tcPr>
           <w:p>
-            <w:r>
-              <w:rPr>
-                <w:rFonts w:ascii="宋体" w:hAnsi="宋体"/>
-                <w:sz w:val="18"/>
-              </w:rPr>
-              <w:t>已完成基地会议、队长会议</w:t>
-            </w:r>
-            <w:proofErr w:type="gramStart"/>
-            <w:r>
-              <w:rPr>
-                <w:rFonts w:ascii="宋体" w:hAnsi="宋体"/>
-                <w:sz w:val="18"/>
-              </w:rPr>
-              <w:t>和创管课程</w:t>
-            </w:r>
-            <w:proofErr w:type="gramEnd"/>
-            <w:r>
-              <w:rPr>
-                <w:rFonts w:ascii="宋体" w:hAnsi="宋体"/>
-                <w:sz w:val="18"/>
-              </w:rPr>
-              <w:t>讨论，明确将儿童关爱中心作为主线，删除药业、船舶等第二产业重点</w:t>
-            </w:r>
-            <w:proofErr w:type="gramStart"/>
-            <w:r>
-              <w:rPr>
-                <w:rFonts w:ascii="宋体" w:hAnsi="宋体"/>
-                <w:sz w:val="18"/>
-              </w:rPr>
-              <w:t>点</w:t>
-            </w:r>
-            <w:proofErr w:type="gramEnd"/>
-            <w:r>
-              <w:rPr>
-                <w:rFonts w:ascii="宋体" w:hAnsi="宋体"/>
-                <w:sz w:val="18"/>
-              </w:rPr>
-              <w:t>位。团队已</w:t>
-            </w:r>
-            <w:proofErr w:type="gramStart"/>
-            <w:r>
-              <w:rPr>
-                <w:rFonts w:ascii="宋体" w:hAnsi="宋体"/>
-                <w:sz w:val="18"/>
-              </w:rPr>
-              <w:t>整理总</w:t>
-            </w:r>
-            <w:proofErr w:type="gramEnd"/>
-            <w:r>
-              <w:rPr>
-                <w:rFonts w:ascii="宋体" w:hAnsi="宋体"/>
-                <w:sz w:val="18"/>
-              </w:rPr>
-              <w:t>名单、分工表、初步日程和会议纪要，完成往届案例参考与前期调研方案。仍需在出发前完成访谈提纲细化、每日任务表、资料归档规则、儿童课程/活动方案、风险预案和与当地负责人的最终点位确认。</w:t>
+            <w:pPr>
+              <w:jc w:val="left"/>
+            </w:pPr>
+            <w:r>
+              <w:rPr>
+                <w:rFonts w:ascii="宋体" w:hAnsi="宋体"/>
+                <w:sz w:val="17"/>
+              </w:rPr>
+              <w:t>已完成调研方案、日程安排、成员统计与分工梳理，明确以儿童关爱中心为主线、农业产业化为成人侧支撑，并将AI与技术应用限定在中心真实需求场景内。已形成调研对象清单、核心问题、数据分析框架和每日调研目的。仍需在出发前完成访谈提纲细化、问卷与匿名化规则、资料归档模板、现场授权与拍摄范围确认。</w:t>
             </w:r>
           </w:p>
         </w:tc>
@@ -5458,27 +5672,40 @@
           </w:tcPr>
           <w:p>
             <w:pPr>
-              <w:spacing w:line="360" w:lineRule="auto"/>
               <w:jc w:val="center"/>
-              <w:rPr>
+            </w:pPr>
+            <w:r>
+              <w:rPr>
+                <w:rFonts w:ascii="宋体" w:hAnsi="宋体"/>
                 <w:b/>
-                <w:color w:val="000000"/>
-                <w:szCs w:val="21"/>
-              </w:rPr>
-            </w:pPr>
-            <w:r>
-              <w:rPr>
+                <w:sz w:val="16"/>
+              </w:rPr>
+              <w:t>拟安排的日程计划</w:t>
+            </w:r>
+          </w:p>
+        </w:tc>
+        <w:tc>
+          <w:tcPr>
+            <w:tcW w:w="1248" w:type="dxa"/>
+            <w:vAlign w:val="center"/>
+          </w:tcPr>
+          <w:p>
+            <w:pPr>
+              <w:jc w:val="center"/>
+            </w:pPr>
+            <w:r>
+              <w:rPr>
+                <w:rFonts w:ascii="宋体" w:hAnsi="宋体"/>
                 <w:b/>
-                <w:color w:val="000000"/>
-                <w:szCs w:val="21"/>
-              </w:rPr>
-              <w:t>拟安排的日程计划</w:t>
-            </w:r>
-          </w:p>
-        </w:tc>
-        <w:tc>
-          <w:tcPr>
-            <w:tcW w:w="1248" w:type="dxa"/>
+                <w:sz w:val="16"/>
+              </w:rPr>
+              <w:t>日期</w:t>
+            </w:r>
+          </w:p>
+        </w:tc>
+        <w:tc>
+          <w:tcPr>
+            <w:tcW w:w="1233" w:type="dxa"/>
             <w:vAlign w:val="center"/>
           </w:tcPr>
           <w:p>
@@ -5489,15 +5716,16 @@
               <w:rPr>
                 <w:rFonts w:ascii="宋体" w:hAnsi="宋体"/>
                 <w:b/>
-                <w:sz w:val="13"/>
-              </w:rPr>
-              <w:t>日期</w:t>
-            </w:r>
-          </w:p>
-        </w:tc>
-        <w:tc>
-          <w:tcPr>
-            <w:tcW w:w="1639" w:type="dxa"/>
+                <w:sz w:val="16"/>
+              </w:rPr>
+              <w:t>调研对象</w:t>
+            </w:r>
+          </w:p>
+        </w:tc>
+        <w:tc>
+          <w:tcPr>
+            <w:tcW w:w="3930" w:type="dxa"/>
+            <w:gridSpan w:val="3"/>
             <w:vAlign w:val="center"/>
           </w:tcPr>
           <w:p>
@@ -5508,15 +5736,23 @@
               <w:rPr>
                 <w:rFonts w:ascii="宋体" w:hAnsi="宋体"/>
                 <w:b/>
-                <w:sz w:val="13"/>
-              </w:rPr>
-              <w:t>调研对象</w:t>
-            </w:r>
-          </w:p>
-        </w:tc>
-        <w:tc>
-          <w:tcPr>
-            <w:tcW w:w="1148" w:type="dxa"/>
+                <w:sz w:val="16"/>
+              </w:rPr>
+              <w:t>调研</w:t>
+            </w:r>
+            <w:r>
+              <w:rPr>
+                <w:rFonts w:ascii="宋体" w:hAnsi="宋体" w:hint="eastAsia"/>
+                <w:b/>
+                <w:sz w:val="16"/>
+              </w:rPr>
+              <w:t>内容</w:t>
+            </w:r>
+          </w:p>
+        </w:tc>
+        <w:tc>
+          <w:tcPr>
+            <w:tcW w:w="1031" w:type="dxa"/>
             <w:vAlign w:val="center"/>
           </w:tcPr>
           <w:p>
@@ -5525,55 +5761,19 @@
             </w:pPr>
             <w:r>
               <w:rPr>
-                <w:rFonts w:ascii="宋体" w:hAnsi="宋体"/>
+                <w:rFonts w:ascii="宋体" w:hAnsi="宋体" w:hint="eastAsia"/>
                 <w:b/>
-                <w:sz w:val="13"/>
+                <w:sz w:val="16"/>
               </w:rPr>
               <w:t>调研地点</w:t>
-            </w:r>
-          </w:p>
-        </w:tc>
-        <w:tc>
-          <w:tcPr>
-            <w:tcW w:w="2376" w:type="dxa"/>
-            <w:gridSpan w:val="2"/>
-            <w:vAlign w:val="center"/>
-          </w:tcPr>
-          <w:p>
-            <w:pPr>
-              <w:jc w:val="center"/>
-            </w:pPr>
-            <w:r>
-              <w:rPr>
-                <w:rFonts w:ascii="宋体" w:hAnsi="宋体"/>
-                <w:b/>
-                <w:sz w:val="13"/>
-              </w:rPr>
-              <w:t>调研内容</w:t>
-            </w:r>
-          </w:p>
-        </w:tc>
-        <w:tc>
-          <w:tcPr>
-            <w:tcW w:w="1031" w:type="dxa"/>
-            <w:vAlign w:val="center"/>
-          </w:tcPr>
-          <w:p>
-            <w:pPr>
-              <w:jc w:val="center"/>
-            </w:pPr>
-            <w:r>
-              <w:rPr>
-                <w:rFonts w:ascii="宋体" w:hAnsi="宋体"/>
-                <w:b/>
-                <w:sz w:val="13"/>
-              </w:rPr>
-              <w:t>对接部门</w:t>
             </w:r>
           </w:p>
         </w:tc>
       </w:tr>
       <w:tr>
+        <w:trPr>
+          <w:cantSplit/>
+        </w:trPr>
         <w:tc>
           <w:tcPr>
             <w:tcW w:w="1342" w:type="dxa"/>
@@ -5598,26 +5798,34 @@
             <w:r>
               <w:rPr>
                 <w:rFonts w:ascii="宋体" w:hAnsi="宋体"/>
-                <w:sz w:val="13"/>
-              </w:rPr>
-              <w:t>7月19日 上午</w:t>
-            </w:r>
-          </w:p>
-        </w:tc>
-        <w:tc>
-          <w:tcPr>
-            <w:tcW w:w="1639" w:type="dxa"/>
+                <w:sz w:val="14"/>
+              </w:rPr>
+              <w:t>7月20日</w:t>
+            </w:r>
+          </w:p>
+        </w:tc>
+        <w:tc>
+          <w:tcPr>
+            <w:tcW w:w="1233" w:type="dxa"/>
             <w:vAlign w:val="center"/>
           </w:tcPr>
           <w:p>
             <w:pPr>
               <w:jc w:val="left"/>
             </w:pPr>
-          </w:p>
-        </w:tc>
-        <w:tc>
-          <w:tcPr>
-            <w:tcW w:w="1148" w:type="dxa"/>
+            <w:r>
+              <w:rPr>
+                <w:rFonts w:ascii="宋体" w:hAnsi="宋体"/>
+                <w:sz w:val="14"/>
+              </w:rPr>
+              <w:t>市里分管领导</w:t>
+            </w:r>
+          </w:p>
+        </w:tc>
+        <w:tc>
+          <w:tcPr>
+            <w:tcW w:w="3930" w:type="dxa"/>
+            <w:gridSpan w:val="3"/>
             <w:vAlign w:val="center"/>
           </w:tcPr>
           <w:p>
@@ -5627,44 +5835,39 @@
             <w:r>
               <w:rPr>
                 <w:rFonts w:ascii="宋体" w:hAnsi="宋体"/>
-                <w:sz w:val="13"/>
-              </w:rPr>
-              <w:t>上海—九江</w:t>
-            </w:r>
-          </w:p>
-        </w:tc>
-        <w:tc>
-          <w:tcPr>
-            <w:tcW w:w="2376" w:type="dxa"/>
-            <w:gridSpan w:val="2"/>
+                <w:sz w:val="14"/>
+              </w:rPr>
+              <w:t>从市级顶层层面了解武穴市农业产业化发展规划、留守儿童关爱体系建设的整体政策。</w:t>
+            </w:r>
+          </w:p>
+        </w:tc>
+        <w:tc>
+          <w:tcPr>
+            <w:tcW w:w="1031" w:type="dxa"/>
             <w:vAlign w:val="center"/>
           </w:tcPr>
           <w:p>
             <w:pPr>
               <w:jc w:val="left"/>
-            </w:pPr>
-            <w:r>
-              <w:rPr>
-                <w:rFonts w:ascii="宋体" w:hAnsi="宋体"/>
-                <w:sz w:val="13"/>
-              </w:rPr>
-              <w:t>上海出发赴九江，K1556硬卧（10:13—22:15）</w:t>
-            </w:r>
-          </w:p>
-        </w:tc>
-        <w:tc>
-          <w:tcPr>
-            <w:tcW w:w="1031" w:type="dxa"/>
-            <w:vAlign w:val="center"/>
-          </w:tcPr>
-          <w:p>
-            <w:pPr>
-              <w:jc w:val="left"/>
-            </w:pPr>
+              <w:rPr>
+                <w:rFonts w:ascii="宋体" w:hAnsi="宋体" w:hint="eastAsia"/>
+                <w:sz w:val="14"/>
+              </w:rPr>
+            </w:pPr>
+            <w:r>
+              <w:rPr>
+                <w:rFonts w:ascii="宋体" w:hAnsi="宋体" w:hint="eastAsia"/>
+                <w:sz w:val="14"/>
+              </w:rPr>
+              <w:t>镇政府</w:t>
+            </w:r>
           </w:p>
         </w:tc>
       </w:tr>
       <w:tr>
+        <w:trPr>
+          <w:cantSplit/>
+        </w:trPr>
         <w:tc>
           <w:tcPr>
             <w:tcW w:w="1342" w:type="dxa"/>
@@ -5689,26 +5892,34 @@
             <w:r>
               <w:rPr>
                 <w:rFonts w:ascii="宋体" w:hAnsi="宋体"/>
-                <w:sz w:val="13"/>
-              </w:rPr>
-              <w:t>7月19日 下午</w:t>
-            </w:r>
-          </w:p>
-        </w:tc>
-        <w:tc>
-          <w:tcPr>
-            <w:tcW w:w="1639" w:type="dxa"/>
+                <w:sz w:val="14"/>
+              </w:rPr>
+              <w:t>7月21日</w:t>
+            </w:r>
+          </w:p>
+        </w:tc>
+        <w:tc>
+          <w:tcPr>
+            <w:tcW w:w="1233" w:type="dxa"/>
             <w:vAlign w:val="center"/>
           </w:tcPr>
           <w:p>
             <w:pPr>
               <w:jc w:val="left"/>
             </w:pPr>
-          </w:p>
-        </w:tc>
-        <w:tc>
-          <w:tcPr>
-            <w:tcW w:w="1148" w:type="dxa"/>
+            <w:r>
+              <w:rPr>
+                <w:rFonts w:ascii="宋体" w:hAnsi="宋体"/>
+                <w:sz w:val="14"/>
+              </w:rPr>
+              <w:t>镇领导与村两委</w:t>
+            </w:r>
+          </w:p>
+        </w:tc>
+        <w:tc>
+          <w:tcPr>
+            <w:tcW w:w="3930" w:type="dxa"/>
+            <w:gridSpan w:val="3"/>
             <w:vAlign w:val="center"/>
           </w:tcPr>
           <w:p>
@@ -5718,44 +5929,39 @@
             <w:r>
               <w:rPr>
                 <w:rFonts w:ascii="宋体" w:hAnsi="宋体"/>
-                <w:sz w:val="13"/>
-              </w:rPr>
-              <w:t>在途</w:t>
-            </w:r>
-          </w:p>
-        </w:tc>
-        <w:tc>
-          <w:tcPr>
-            <w:tcW w:w="2376" w:type="dxa"/>
-            <w:gridSpan w:val="2"/>
+                <w:sz w:val="14"/>
+              </w:rPr>
+              <w:t>下沉基层，调研镇级产业政策落地情况、村级留守儿童整体规模与照料现状；了解村集体在产业发展、儿童服务中的角色与资源短板；对接后续入户、产业调研的具体点位；确定AI项目需求和落地场景，并细化后续行程。</w:t>
+            </w:r>
+          </w:p>
+        </w:tc>
+        <w:tc>
+          <w:tcPr>
+            <w:tcW w:w="1031" w:type="dxa"/>
             <w:vAlign w:val="center"/>
           </w:tcPr>
           <w:p>
             <w:pPr>
               <w:jc w:val="left"/>
-            </w:pPr>
-            <w:r>
-              <w:rPr>
-                <w:rFonts w:ascii="宋体" w:hAnsi="宋体"/>
-                <w:sz w:val="13"/>
-              </w:rPr>
-              <w:t>在途</w:t>
-            </w:r>
-          </w:p>
-        </w:tc>
-        <w:tc>
-          <w:tcPr>
-            <w:tcW w:w="1031" w:type="dxa"/>
-            <w:vAlign w:val="center"/>
-          </w:tcPr>
-          <w:p>
-            <w:pPr>
-              <w:jc w:val="left"/>
-            </w:pPr>
+              <w:rPr>
+                <w:rFonts w:ascii="宋体" w:hAnsi="宋体" w:hint="eastAsia"/>
+                <w:sz w:val="14"/>
+              </w:rPr>
+            </w:pPr>
+            <w:r>
+              <w:rPr>
+                <w:rFonts w:ascii="宋体" w:hAnsi="宋体" w:hint="eastAsia"/>
+                <w:sz w:val="14"/>
+              </w:rPr>
+              <w:t>申望儿童关爱中心</w:t>
+            </w:r>
           </w:p>
         </w:tc>
       </w:tr>
       <w:tr>
+        <w:trPr>
+          <w:cantSplit/>
+        </w:trPr>
         <w:tc>
           <w:tcPr>
             <w:tcW w:w="1342" w:type="dxa"/>
@@ -5780,26 +5986,34 @@
             <w:r>
               <w:rPr>
                 <w:rFonts w:ascii="宋体" w:hAnsi="宋体"/>
-                <w:sz w:val="13"/>
-              </w:rPr>
-              <w:t>7月19日 晚上</w:t>
-            </w:r>
-          </w:p>
-        </w:tc>
-        <w:tc>
-          <w:tcPr>
-            <w:tcW w:w="1639" w:type="dxa"/>
+                <w:sz w:val="14"/>
+              </w:rPr>
+              <w:t>7月22日</w:t>
+            </w:r>
+          </w:p>
+        </w:tc>
+        <w:tc>
+          <w:tcPr>
+            <w:tcW w:w="1233" w:type="dxa"/>
             <w:vAlign w:val="center"/>
           </w:tcPr>
           <w:p>
             <w:pPr>
               <w:jc w:val="left"/>
             </w:pPr>
-          </w:p>
-        </w:tc>
-        <w:tc>
-          <w:tcPr>
-            <w:tcW w:w="1148" w:type="dxa"/>
+            <w:r>
+              <w:rPr>
+                <w:rFonts w:ascii="宋体" w:hAnsi="宋体"/>
+                <w:sz w:val="14"/>
+              </w:rPr>
+              <w:t>进村入户（爱心班）</w:t>
+            </w:r>
+          </w:p>
+        </w:tc>
+        <w:tc>
+          <w:tcPr>
+            <w:tcW w:w="3930" w:type="dxa"/>
+            <w:gridSpan w:val="3"/>
             <w:vAlign w:val="center"/>
           </w:tcPr>
           <w:p>
@@ -5809,44 +6023,39 @@
             <w:r>
               <w:rPr>
                 <w:rFonts w:ascii="宋体" w:hAnsi="宋体"/>
-                <w:sz w:val="13"/>
-              </w:rPr>
-              <w:t>九江</w:t>
-            </w:r>
-          </w:p>
-        </w:tc>
-        <w:tc>
-          <w:tcPr>
-            <w:tcW w:w="2376" w:type="dxa"/>
-            <w:gridSpan w:val="2"/>
+                <w:sz w:val="14"/>
+              </w:rPr>
+              <w:t>摸排留守儿童家庭基础画像，收集村民对本地产业、儿童服务的真实评价与需求。</w:t>
+            </w:r>
+          </w:p>
+        </w:tc>
+        <w:tc>
+          <w:tcPr>
+            <w:tcW w:w="1031" w:type="dxa"/>
             <w:vAlign w:val="center"/>
           </w:tcPr>
           <w:p>
             <w:pPr>
               <w:jc w:val="left"/>
-            </w:pPr>
-            <w:r>
-              <w:rPr>
-                <w:rFonts w:ascii="宋体" w:hAnsi="宋体"/>
-                <w:sz w:val="13"/>
-              </w:rPr>
-              <w:t>九江住宿</w:t>
-            </w:r>
-          </w:p>
-        </w:tc>
-        <w:tc>
-          <w:tcPr>
-            <w:tcW w:w="1031" w:type="dxa"/>
-            <w:vAlign w:val="center"/>
-          </w:tcPr>
-          <w:p>
-            <w:pPr>
-              <w:jc w:val="left"/>
-            </w:pPr>
+              <w:rPr>
+                <w:rFonts w:ascii="宋体" w:hAnsi="宋体" w:hint="eastAsia"/>
+                <w:sz w:val="14"/>
+              </w:rPr>
+            </w:pPr>
+            <w:r>
+              <w:rPr>
+                <w:rFonts w:ascii="宋体" w:hAnsi="宋体" w:hint="eastAsia"/>
+                <w:sz w:val="14"/>
+              </w:rPr>
+              <w:t>待定</w:t>
+            </w:r>
           </w:p>
         </w:tc>
       </w:tr>
       <w:tr>
+        <w:trPr>
+          <w:cantSplit/>
+        </w:trPr>
         <w:tc>
           <w:tcPr>
             <w:tcW w:w="1342" w:type="dxa"/>
@@ -5871,26 +6080,34 @@
             <w:r>
               <w:rPr>
                 <w:rFonts w:ascii="宋体" w:hAnsi="宋体"/>
-                <w:sz w:val="13"/>
-              </w:rPr>
-              <w:t>7月20日 上午</w:t>
-            </w:r>
-          </w:p>
-        </w:tc>
-        <w:tc>
-          <w:tcPr>
-            <w:tcW w:w="1639" w:type="dxa"/>
+                <w:sz w:val="14"/>
+              </w:rPr>
+              <w:t>7月23日</w:t>
+            </w:r>
+          </w:p>
+        </w:tc>
+        <w:tc>
+          <w:tcPr>
+            <w:tcW w:w="1233" w:type="dxa"/>
             <w:vAlign w:val="center"/>
           </w:tcPr>
           <w:p>
             <w:pPr>
               <w:jc w:val="left"/>
             </w:pPr>
-          </w:p>
-        </w:tc>
-        <w:tc>
-          <w:tcPr>
-            <w:tcW w:w="1148" w:type="dxa"/>
+            <w:r>
+              <w:rPr>
+                <w:rFonts w:ascii="宋体" w:hAnsi="宋体"/>
+                <w:sz w:val="14"/>
+              </w:rPr>
+              <w:t>特色产业调查</w:t>
+            </w:r>
+          </w:p>
+        </w:tc>
+        <w:tc>
+          <w:tcPr>
+            <w:tcW w:w="3930" w:type="dxa"/>
+            <w:gridSpan w:val="3"/>
             <w:vAlign w:val="center"/>
           </w:tcPr>
           <w:p>
@@ -5900,44 +6117,39 @@
             <w:r>
               <w:rPr>
                 <w:rFonts w:ascii="宋体" w:hAnsi="宋体"/>
-                <w:sz w:val="13"/>
-              </w:rPr>
-              <w:t>九江—四望镇</w:t>
-            </w:r>
-          </w:p>
-        </w:tc>
-        <w:tc>
-          <w:tcPr>
-            <w:tcW w:w="2376" w:type="dxa"/>
-            <w:gridSpan w:val="2"/>
+                <w:sz w:val="14"/>
+              </w:rPr>
+              <w:t>调研特色农业产业化现状，重点了解产业链延伸、品牌建设、产品附加值情况；访谈企业负责人与本地员工，分析产业对本地就业、返乡创业的吸纳能力。</w:t>
+            </w:r>
+          </w:p>
+        </w:tc>
+        <w:tc>
+          <w:tcPr>
+            <w:tcW w:w="1031" w:type="dxa"/>
             <w:vAlign w:val="center"/>
           </w:tcPr>
           <w:p>
             <w:pPr>
               <w:jc w:val="left"/>
-            </w:pPr>
-            <w:r>
-              <w:rPr>
-                <w:rFonts w:ascii="宋体" w:hAnsi="宋体"/>
-                <w:sz w:val="13"/>
-              </w:rPr>
-              <w:t>九江接站，前往四望镇</w:t>
-            </w:r>
-          </w:p>
-        </w:tc>
-        <w:tc>
-          <w:tcPr>
-            <w:tcW w:w="1031" w:type="dxa"/>
-            <w:vAlign w:val="center"/>
-          </w:tcPr>
-          <w:p>
-            <w:pPr>
-              <w:jc w:val="left"/>
-            </w:pPr>
+              <w:rPr>
+                <w:rFonts w:ascii="宋体" w:hAnsi="宋体" w:hint="eastAsia"/>
+                <w:sz w:val="14"/>
+              </w:rPr>
+            </w:pPr>
+            <w:r>
+              <w:rPr>
+                <w:rFonts w:ascii="宋体" w:hAnsi="宋体" w:hint="eastAsia"/>
+                <w:sz w:val="14"/>
+              </w:rPr>
+              <w:t>待定</w:t>
+            </w:r>
           </w:p>
         </w:tc>
       </w:tr>
       <w:tr>
+        <w:trPr>
+          <w:cantSplit/>
+        </w:trPr>
         <w:tc>
           <w:tcPr>
             <w:tcW w:w="1342" w:type="dxa"/>
@@ -5962,15 +6174,15 @@
             <w:r>
               <w:rPr>
                 <w:rFonts w:ascii="宋体" w:hAnsi="宋体"/>
-                <w:sz w:val="13"/>
-              </w:rPr>
-              <w:t>7月20日 下午</w:t>
-            </w:r>
-          </w:p>
-        </w:tc>
-        <w:tc>
-          <w:tcPr>
-            <w:tcW w:w="1639" w:type="dxa"/>
+                <w:sz w:val="14"/>
+              </w:rPr>
+              <w:t>7月24日</w:t>
+            </w:r>
+          </w:p>
+        </w:tc>
+        <w:tc>
+          <w:tcPr>
+            <w:tcW w:w="1233" w:type="dxa"/>
             <w:vAlign w:val="center"/>
           </w:tcPr>
           <w:p>
@@ -5980,15 +6192,16 @@
             <w:r>
               <w:rPr>
                 <w:rFonts w:ascii="宋体" w:hAnsi="宋体"/>
-                <w:sz w:val="13"/>
-              </w:rPr>
-              <w:t>市里分管领导</w:t>
-            </w:r>
-          </w:p>
-        </w:tc>
-        <w:tc>
-          <w:tcPr>
-            <w:tcW w:w="1148" w:type="dxa"/>
+                <w:sz w:val="14"/>
+              </w:rPr>
+              <w:t>进村入户（非爱心班）</w:t>
+            </w:r>
+          </w:p>
+        </w:tc>
+        <w:tc>
+          <w:tcPr>
+            <w:tcW w:w="3930" w:type="dxa"/>
+            <w:gridSpan w:val="3"/>
             <w:vAlign w:val="center"/>
           </w:tcPr>
           <w:p>
@@ -5998,44 +6211,39 @@
             <w:r>
               <w:rPr>
                 <w:rFonts w:ascii="宋体" w:hAnsi="宋体"/>
-                <w:sz w:val="13"/>
-              </w:rPr>
-              <w:t>武穴市</w:t>
-            </w:r>
-          </w:p>
-        </w:tc>
-        <w:tc>
-          <w:tcPr>
-            <w:tcW w:w="2376" w:type="dxa"/>
-            <w:gridSpan w:val="2"/>
+                <w:sz w:val="14"/>
+              </w:rPr>
+              <w:t>针对筛选出的典型留守儿童家庭做个案深度访谈。</w:t>
+            </w:r>
+          </w:p>
+        </w:tc>
+        <w:tc>
+          <w:tcPr>
+            <w:tcW w:w="1031" w:type="dxa"/>
             <w:vAlign w:val="center"/>
           </w:tcPr>
           <w:p>
             <w:pPr>
               <w:jc w:val="left"/>
-            </w:pPr>
-            <w:r>
-              <w:rPr>
-                <w:rFonts w:ascii="宋体" w:hAnsi="宋体"/>
-                <w:sz w:val="13"/>
-              </w:rPr>
-              <w:t>联系采访市里分管领导</w:t>
-            </w:r>
-          </w:p>
-        </w:tc>
-        <w:tc>
-          <w:tcPr>
-            <w:tcW w:w="1031" w:type="dxa"/>
-            <w:vAlign w:val="center"/>
-          </w:tcPr>
-          <w:p>
-            <w:pPr>
-              <w:jc w:val="left"/>
-            </w:pPr>
+              <w:rPr>
+                <w:rFonts w:ascii="宋体" w:hAnsi="宋体" w:hint="eastAsia"/>
+                <w:sz w:val="14"/>
+              </w:rPr>
+            </w:pPr>
+            <w:r>
+              <w:rPr>
+                <w:rFonts w:ascii="宋体" w:hAnsi="宋体" w:hint="eastAsia"/>
+                <w:sz w:val="14"/>
+              </w:rPr>
+              <w:t>待定</w:t>
+            </w:r>
           </w:p>
         </w:tc>
       </w:tr>
       <w:tr>
+        <w:trPr>
+          <w:cantSplit/>
+        </w:trPr>
         <w:tc>
           <w:tcPr>
             <w:tcW w:w="1342" w:type="dxa"/>
@@ -6060,15 +6268,15 @@
             <w:r>
               <w:rPr>
                 <w:rFonts w:ascii="宋体" w:hAnsi="宋体"/>
-                <w:sz w:val="13"/>
-              </w:rPr>
-              <w:t>7月20日 晚上</w:t>
-            </w:r>
-          </w:p>
-        </w:tc>
-        <w:tc>
-          <w:tcPr>
-            <w:tcW w:w="1639" w:type="dxa"/>
+                <w:sz w:val="14"/>
+              </w:rPr>
+              <w:t>7月25日</w:t>
+            </w:r>
+          </w:p>
+        </w:tc>
+        <w:tc>
+          <w:tcPr>
+            <w:tcW w:w="1233" w:type="dxa"/>
             <w:vAlign w:val="center"/>
           </w:tcPr>
           <w:p>
@@ -6078,15 +6286,25 @@
             <w:r>
               <w:rPr>
                 <w:rFonts w:ascii="宋体" w:hAnsi="宋体"/>
-                <w:sz w:val="13"/>
-              </w:rPr>
-              <w:t>团队成员</w:t>
-            </w:r>
-          </w:p>
-        </w:tc>
-        <w:tc>
-          <w:tcPr>
-            <w:tcW w:w="1148" w:type="dxa"/>
+                <w:sz w:val="14"/>
+              </w:rPr>
+              <w:t>绿色</w:t>
+            </w:r>
+            <w:proofErr w:type="gramStart"/>
+            <w:r>
+              <w:rPr>
+                <w:rFonts w:ascii="宋体" w:hAnsi="宋体"/>
+                <w:sz w:val="14"/>
+              </w:rPr>
+              <w:t>文旅产业</w:t>
+            </w:r>
+            <w:proofErr w:type="gramEnd"/>
+          </w:p>
+        </w:tc>
+        <w:tc>
+          <w:tcPr>
+            <w:tcW w:w="3930" w:type="dxa"/>
+            <w:gridSpan w:val="3"/>
             <w:vAlign w:val="center"/>
           </w:tcPr>
           <w:p>
@@ -6096,44 +6314,87 @@
             <w:r>
               <w:rPr>
                 <w:rFonts w:ascii="宋体" w:hAnsi="宋体"/>
-                <w:sz w:val="13"/>
-              </w:rPr>
-              <w:t>基地</w:t>
-            </w:r>
-          </w:p>
-        </w:tc>
-        <w:tc>
-          <w:tcPr>
-            <w:tcW w:w="2376" w:type="dxa"/>
-            <w:gridSpan w:val="2"/>
+                <w:sz w:val="14"/>
+              </w:rPr>
+              <w:t>调研绿色文旅、</w:t>
+            </w:r>
+            <w:proofErr w:type="gramStart"/>
+            <w:r>
+              <w:rPr>
+                <w:rFonts w:ascii="宋体" w:hAnsi="宋体"/>
+                <w:sz w:val="14"/>
+              </w:rPr>
+              <w:t>红色文旅的</w:t>
+            </w:r>
+            <w:proofErr w:type="gramEnd"/>
+            <w:r>
+              <w:rPr>
+                <w:rFonts w:ascii="宋体" w:hAnsi="宋体"/>
+                <w:sz w:val="14"/>
+              </w:rPr>
+              <w:t>发展规模与运营模式；分析</w:t>
+            </w:r>
+            <w:proofErr w:type="gramStart"/>
+            <w:r>
+              <w:rPr>
+                <w:rFonts w:ascii="宋体" w:hAnsi="宋体"/>
+                <w:sz w:val="14"/>
+              </w:rPr>
+              <w:t>文旅产业</w:t>
+            </w:r>
+            <w:proofErr w:type="gramEnd"/>
+            <w:r>
+              <w:rPr>
+                <w:rFonts w:ascii="宋体" w:hAnsi="宋体"/>
+                <w:sz w:val="14"/>
+              </w:rPr>
+              <w:t>对本地村民就业、增收的带动作用；探索</w:t>
+            </w:r>
+            <w:proofErr w:type="gramStart"/>
+            <w:r>
+              <w:rPr>
+                <w:rFonts w:ascii="宋体" w:hAnsi="宋体"/>
+                <w:sz w:val="14"/>
+              </w:rPr>
+              <w:t>文旅资源</w:t>
+            </w:r>
+            <w:proofErr w:type="gramEnd"/>
+            <w:r>
+              <w:rPr>
+                <w:rFonts w:ascii="宋体" w:hAnsi="宋体"/>
+                <w:sz w:val="14"/>
+              </w:rPr>
+              <w:t>转化为儿童研学课程、关爱服务内容的可行路径。</w:t>
+            </w:r>
+          </w:p>
+        </w:tc>
+        <w:tc>
+          <w:tcPr>
+            <w:tcW w:w="1031" w:type="dxa"/>
             <w:vAlign w:val="center"/>
           </w:tcPr>
           <w:p>
             <w:pPr>
               <w:jc w:val="left"/>
-            </w:pPr>
-            <w:r>
-              <w:rPr>
-                <w:rFonts w:ascii="宋体" w:hAnsi="宋体"/>
-                <w:sz w:val="13"/>
-              </w:rPr>
-              <w:t>小组讨论总结与休息</w:t>
-            </w:r>
-          </w:p>
-        </w:tc>
-        <w:tc>
-          <w:tcPr>
-            <w:tcW w:w="1031" w:type="dxa"/>
-            <w:vAlign w:val="center"/>
-          </w:tcPr>
-          <w:p>
-            <w:pPr>
-              <w:jc w:val="left"/>
-            </w:pPr>
+              <w:rPr>
+                <w:rFonts w:ascii="宋体" w:hAnsi="宋体" w:hint="eastAsia"/>
+                <w:sz w:val="14"/>
+              </w:rPr>
+            </w:pPr>
+            <w:r>
+              <w:rPr>
+                <w:rFonts w:ascii="宋体" w:hAnsi="宋体" w:hint="eastAsia"/>
+                <w:sz w:val="14"/>
+              </w:rPr>
+              <w:t>待定</w:t>
+            </w:r>
           </w:p>
         </w:tc>
       </w:tr>
       <w:tr>
+        <w:trPr>
+          <w:cantSplit/>
+        </w:trPr>
         <w:tc>
           <w:tcPr>
             <w:tcW w:w="1342" w:type="dxa"/>
@@ -6158,15 +6419,15 @@
             <w:r>
               <w:rPr>
                 <w:rFonts w:ascii="宋体" w:hAnsi="宋体"/>
-                <w:sz w:val="13"/>
-              </w:rPr>
-              <w:t>7月21日 上午</w:t>
-            </w:r>
-          </w:p>
-        </w:tc>
-        <w:tc>
-          <w:tcPr>
-            <w:tcW w:w="1639" w:type="dxa"/>
+                <w:sz w:val="14"/>
+              </w:rPr>
+              <w:t>7月26日</w:t>
+            </w:r>
+          </w:p>
+        </w:tc>
+        <w:tc>
+          <w:tcPr>
+            <w:tcW w:w="1233" w:type="dxa"/>
             <w:vAlign w:val="center"/>
           </w:tcPr>
           <w:p>
@@ -6176,15 +6437,16 @@
             <w:r>
               <w:rPr>
                 <w:rFonts w:ascii="宋体" w:hAnsi="宋体"/>
-                <w:sz w:val="13"/>
-              </w:rPr>
-              <w:t>爱心班、儿童关爱中心相关人员</w:t>
-            </w:r>
-          </w:p>
-        </w:tc>
-        <w:tc>
-          <w:tcPr>
-            <w:tcW w:w="1148" w:type="dxa"/>
+                <w:sz w:val="14"/>
+              </w:rPr>
+              <w:t>武穴市博物馆及滨江公园</w:t>
+            </w:r>
+          </w:p>
+        </w:tc>
+        <w:tc>
+          <w:tcPr>
+            <w:tcW w:w="3930" w:type="dxa"/>
+            <w:gridSpan w:val="3"/>
             <w:vAlign w:val="center"/>
           </w:tcPr>
           <w:p>
@@ -6194,44 +6456,55 @@
             <w:r>
               <w:rPr>
                 <w:rFonts w:ascii="宋体" w:hAnsi="宋体"/>
-                <w:sz w:val="13"/>
-              </w:rPr>
-              <w:t>四望镇</w:t>
-            </w:r>
-          </w:p>
-        </w:tc>
-        <w:tc>
-          <w:tcPr>
-            <w:tcW w:w="2376" w:type="dxa"/>
-            <w:gridSpan w:val="2"/>
+                <w:sz w:val="14"/>
+              </w:rPr>
+              <w:t>调研本土文化、国防教育等公共文化资源供给情况；了解公共场馆面向乡村儿童、留守儿童的开放机制与服务内容；分析公共文化资源赋能儿童关爱、</w:t>
+            </w:r>
+            <w:proofErr w:type="gramStart"/>
+            <w:r>
+              <w:rPr>
+                <w:rFonts w:ascii="宋体" w:hAnsi="宋体"/>
+                <w:sz w:val="14"/>
+              </w:rPr>
+              <w:t>助力文旅发展</w:t>
+            </w:r>
+            <w:proofErr w:type="gramEnd"/>
+            <w:r>
+              <w:rPr>
+                <w:rFonts w:ascii="宋体" w:hAnsi="宋体"/>
+                <w:sz w:val="14"/>
+              </w:rPr>
+              <w:t>的协同空间。</w:t>
+            </w:r>
+          </w:p>
+        </w:tc>
+        <w:tc>
+          <w:tcPr>
+            <w:tcW w:w="1031" w:type="dxa"/>
             <w:vAlign w:val="center"/>
           </w:tcPr>
           <w:p>
             <w:pPr>
               <w:jc w:val="left"/>
-            </w:pPr>
-            <w:r>
-              <w:rPr>
-                <w:rFonts w:ascii="宋体" w:hAnsi="宋体"/>
-                <w:sz w:val="13"/>
-              </w:rPr>
-              <w:t>参加爱心班结业式（10:00）</w:t>
-            </w:r>
-          </w:p>
-        </w:tc>
-        <w:tc>
-          <w:tcPr>
-            <w:tcW w:w="1031" w:type="dxa"/>
-            <w:vAlign w:val="center"/>
-          </w:tcPr>
-          <w:p>
-            <w:pPr>
-              <w:jc w:val="left"/>
-            </w:pPr>
+              <w:rPr>
+                <w:rFonts w:ascii="宋体" w:hAnsi="宋体" w:hint="eastAsia"/>
+                <w:sz w:val="14"/>
+              </w:rPr>
+            </w:pPr>
+            <w:r>
+              <w:rPr>
+                <w:rFonts w:ascii="宋体" w:hAnsi="宋体"/>
+                <w:sz w:val="14"/>
+              </w:rPr>
+              <w:t>武穴市博物馆及滨江公园</w:t>
+            </w:r>
           </w:p>
         </w:tc>
       </w:tr>
       <w:tr>
+        <w:trPr>
+          <w:cantSplit/>
+        </w:trPr>
         <w:tc>
           <w:tcPr>
             <w:tcW w:w="1342" w:type="dxa"/>
@@ -6256,15 +6529,15 @@
             <w:r>
               <w:rPr>
                 <w:rFonts w:ascii="宋体" w:hAnsi="宋体"/>
-                <w:sz w:val="13"/>
-              </w:rPr>
-              <w:t>7月21日 下午</w:t>
-            </w:r>
-          </w:p>
-        </w:tc>
-        <w:tc>
-          <w:tcPr>
-            <w:tcW w:w="1639" w:type="dxa"/>
+                <w:sz w:val="14"/>
+              </w:rPr>
+              <w:t>7月27日</w:t>
+            </w:r>
+          </w:p>
+        </w:tc>
+        <w:tc>
+          <w:tcPr>
+            <w:tcW w:w="1233" w:type="dxa"/>
             <w:vAlign w:val="center"/>
           </w:tcPr>
           <w:p>
@@ -6274,15 +6547,16 @@
             <w:r>
               <w:rPr>
                 <w:rFonts w:ascii="宋体" w:hAnsi="宋体"/>
-                <w:sz w:val="13"/>
-              </w:rPr>
-              <w:t>村两委</w:t>
-            </w:r>
-          </w:p>
-        </w:tc>
-        <w:tc>
-          <w:tcPr>
-            <w:tcW w:w="1148" w:type="dxa"/>
+                <w:sz w:val="14"/>
+              </w:rPr>
+              <w:t>儿童关爱中心</w:t>
+            </w:r>
+          </w:p>
+        </w:tc>
+        <w:tc>
+          <w:tcPr>
+            <w:tcW w:w="3930" w:type="dxa"/>
+            <w:gridSpan w:val="3"/>
             <w:vAlign w:val="center"/>
           </w:tcPr>
           <w:p>
@@ -6292,16 +6566,15 @@
             <w:r>
               <w:rPr>
                 <w:rFonts w:ascii="宋体" w:hAnsi="宋体"/>
-                <w:sz w:val="13"/>
-              </w:rPr>
-              <w:t>四望镇相关村</w:t>
-            </w:r>
-          </w:p>
-        </w:tc>
-        <w:tc>
-          <w:tcPr>
-            <w:tcW w:w="2376" w:type="dxa"/>
-            <w:gridSpan w:val="2"/>
+                <w:sz w:val="14"/>
+              </w:rPr>
+              <w:t>深度调研关爱中心运营模式、课程体系、人员配置、志愿服务机制；评估服务对儿童需求的满足程度；总结可复制的成熟经验，识别运营痛点与技术落地空间，并结合成功要素分析场景迁移；访谈在场儿童与家长。</w:t>
+            </w:r>
+          </w:p>
+        </w:tc>
+        <w:tc>
+          <w:tcPr>
+            <w:tcW w:w="1031" w:type="dxa"/>
             <w:vAlign w:val="center"/>
           </w:tcPr>
           <w:p>
@@ -6310,26 +6583,18 @@
             </w:pPr>
             <w:r>
               <w:rPr>
-                <w:rFonts w:ascii="宋体" w:hAnsi="宋体"/>
-                <w:sz w:val="13"/>
-              </w:rPr>
-              <w:t>村两委访谈</w:t>
-            </w:r>
-          </w:p>
-        </w:tc>
-        <w:tc>
-          <w:tcPr>
-            <w:tcW w:w="1031" w:type="dxa"/>
-            <w:vAlign w:val="center"/>
-          </w:tcPr>
-          <w:p>
-            <w:pPr>
-              <w:jc w:val="left"/>
-            </w:pPr>
+                <w:rFonts w:ascii="宋体" w:hAnsi="宋体" w:hint="eastAsia"/>
+                <w:sz w:val="14"/>
+              </w:rPr>
+              <w:t>申望儿童关爱中心</w:t>
+            </w:r>
           </w:p>
         </w:tc>
       </w:tr>
       <w:tr>
+        <w:trPr>
+          <w:cantSplit/>
+        </w:trPr>
         <w:tc>
           <w:tcPr>
             <w:tcW w:w="1342" w:type="dxa"/>
@@ -6354,15 +6619,15 @@
             <w:r>
               <w:rPr>
                 <w:rFonts w:ascii="宋体" w:hAnsi="宋体"/>
-                <w:sz w:val="13"/>
-              </w:rPr>
-              <w:t>7月21日 晚上</w:t>
-            </w:r>
-          </w:p>
-        </w:tc>
-        <w:tc>
-          <w:tcPr>
-            <w:tcW w:w="1639" w:type="dxa"/>
+                <w:sz w:val="14"/>
+              </w:rPr>
+              <w:t>7月28日</w:t>
+            </w:r>
+          </w:p>
+        </w:tc>
+        <w:tc>
+          <w:tcPr>
+            <w:tcW w:w="1233" w:type="dxa"/>
             <w:vAlign w:val="center"/>
           </w:tcPr>
           <w:p>
@@ -6372,15 +6637,16 @@
             <w:r>
               <w:rPr>
                 <w:rFonts w:ascii="宋体" w:hAnsi="宋体"/>
-                <w:sz w:val="13"/>
-              </w:rPr>
-              <w:t>团队成员</w:t>
-            </w:r>
-          </w:p>
-        </w:tc>
-        <w:tc>
-          <w:tcPr>
-            <w:tcW w:w="1148" w:type="dxa"/>
+                <w:sz w:val="14"/>
+              </w:rPr>
+              <w:t>社区调研建设类产业</w:t>
+            </w:r>
+          </w:p>
+        </w:tc>
+        <w:tc>
+          <w:tcPr>
+            <w:tcW w:w="3930" w:type="dxa"/>
+            <w:gridSpan w:val="3"/>
             <w:vAlign w:val="center"/>
           </w:tcPr>
           <w:p>
@@ -6390,44 +6656,39 @@
             <w:r>
               <w:rPr>
                 <w:rFonts w:ascii="宋体" w:hAnsi="宋体"/>
-                <w:sz w:val="13"/>
-              </w:rPr>
-              <w:t>基地</w:t>
-            </w:r>
-          </w:p>
-        </w:tc>
-        <w:tc>
-          <w:tcPr>
-            <w:tcW w:w="2376" w:type="dxa"/>
-            <w:gridSpan w:val="2"/>
+                <w:sz w:val="14"/>
+              </w:rPr>
+              <w:t>调研社区层面的产业配套、公共服务与儿童服务阵地建设情况；了解社区在产业服务、儿童关爱中的枢纽作用；讨论在哪些社区有借助申望成功模式的可能性。</w:t>
+            </w:r>
+          </w:p>
+        </w:tc>
+        <w:tc>
+          <w:tcPr>
+            <w:tcW w:w="1031" w:type="dxa"/>
             <w:vAlign w:val="center"/>
           </w:tcPr>
           <w:p>
             <w:pPr>
               <w:jc w:val="left"/>
-            </w:pPr>
-            <w:r>
-              <w:rPr>
-                <w:rFonts w:ascii="宋体" w:hAnsi="宋体"/>
-                <w:sz w:val="13"/>
-              </w:rPr>
-              <w:t>确定儿童关爱中心调研问题与应用方向</w:t>
-            </w:r>
-          </w:p>
-        </w:tc>
-        <w:tc>
-          <w:tcPr>
-            <w:tcW w:w="1031" w:type="dxa"/>
-            <w:vAlign w:val="center"/>
-          </w:tcPr>
-          <w:p>
-            <w:pPr>
-              <w:jc w:val="left"/>
-            </w:pPr>
+              <w:rPr>
+                <w:rFonts w:ascii="宋体" w:hAnsi="宋体" w:hint="eastAsia"/>
+                <w:sz w:val="14"/>
+              </w:rPr>
+            </w:pPr>
+            <w:r>
+              <w:rPr>
+                <w:rFonts w:ascii="宋体" w:hAnsi="宋体" w:hint="eastAsia"/>
+                <w:sz w:val="14"/>
+              </w:rPr>
+              <w:t>待定</w:t>
+            </w:r>
           </w:p>
         </w:tc>
       </w:tr>
       <w:tr>
+        <w:trPr>
+          <w:cantSplit/>
+        </w:trPr>
         <w:tc>
           <w:tcPr>
             <w:tcW w:w="1342" w:type="dxa"/>
@@ -6448,84 +6709,92 @@
           <w:p>
             <w:pPr>
               <w:jc w:val="left"/>
-            </w:pPr>
-            <w:r>
-              <w:rPr>
-                <w:rFonts w:ascii="宋体" w:hAnsi="宋体"/>
-                <w:sz w:val="13"/>
-              </w:rPr>
-              <w:t>7月22日 上午</w:t>
-            </w:r>
-          </w:p>
-        </w:tc>
-        <w:tc>
-          <w:tcPr>
-            <w:tcW w:w="1639" w:type="dxa"/>
+              <w:rPr>
+                <w:rFonts w:ascii="宋体" w:hAnsi="宋体" w:hint="eastAsia"/>
+                <w:sz w:val="14"/>
+              </w:rPr>
+            </w:pPr>
+            <w:r>
+              <w:rPr>
+                <w:rFonts w:ascii="宋体" w:hAnsi="宋体" w:hint="eastAsia"/>
+                <w:sz w:val="14"/>
+              </w:rPr>
+              <w:t>7月29日</w:t>
+            </w:r>
+          </w:p>
+        </w:tc>
+        <w:tc>
+          <w:tcPr>
+            <w:tcW w:w="1233" w:type="dxa"/>
             <w:vAlign w:val="center"/>
           </w:tcPr>
           <w:p>
             <w:pPr>
               <w:jc w:val="left"/>
-            </w:pPr>
-            <w:r>
-              <w:rPr>
-                <w:rFonts w:ascii="宋体" w:hAnsi="宋体"/>
-                <w:sz w:val="13"/>
-              </w:rPr>
-              <w:t>四望镇领导</w:t>
-            </w:r>
-          </w:p>
-        </w:tc>
-        <w:tc>
-          <w:tcPr>
-            <w:tcW w:w="1148" w:type="dxa"/>
+              <w:rPr>
+                <w:rFonts w:ascii="宋体" w:hAnsi="宋体" w:hint="eastAsia"/>
+                <w:sz w:val="14"/>
+              </w:rPr>
+            </w:pPr>
+            <w:r>
+              <w:rPr>
+                <w:rFonts w:ascii="宋体" w:hAnsi="宋体" w:hint="eastAsia"/>
+                <w:sz w:val="14"/>
+              </w:rPr>
+              <w:t>红色文化传承</w:t>
+            </w:r>
+          </w:p>
+        </w:tc>
+        <w:tc>
+          <w:tcPr>
+            <w:tcW w:w="3930" w:type="dxa"/>
+            <w:gridSpan w:val="3"/>
             <w:vAlign w:val="center"/>
           </w:tcPr>
           <w:p>
             <w:pPr>
               <w:jc w:val="left"/>
-            </w:pPr>
-            <w:r>
-              <w:rPr>
-                <w:rFonts w:ascii="宋体" w:hAnsi="宋体"/>
-                <w:sz w:val="13"/>
-              </w:rPr>
-              <w:t>四望镇</w:t>
-            </w:r>
-          </w:p>
-        </w:tc>
-        <w:tc>
-          <w:tcPr>
-            <w:tcW w:w="2376" w:type="dxa"/>
-            <w:gridSpan w:val="2"/>
+              <w:rPr>
+                <w:rFonts w:ascii="宋体" w:hAnsi="宋体" w:hint="eastAsia"/>
+                <w:sz w:val="14"/>
+              </w:rPr>
+            </w:pPr>
+            <w:r>
+              <w:rPr>
+                <w:rFonts w:ascii="宋体" w:hAnsi="宋体"/>
+                <w:sz w:val="14"/>
+              </w:rPr>
+              <w:t>人物访谈、团队学习讨论及长征胜利90周年创意活动</w:t>
+            </w:r>
+          </w:p>
+        </w:tc>
+        <w:tc>
+          <w:tcPr>
+            <w:tcW w:w="1031" w:type="dxa"/>
             <w:vAlign w:val="center"/>
           </w:tcPr>
           <w:p>
             <w:pPr>
               <w:jc w:val="left"/>
-            </w:pPr>
-            <w:r>
-              <w:rPr>
-                <w:rFonts w:ascii="宋体" w:hAnsi="宋体"/>
-                <w:sz w:val="13"/>
-              </w:rPr>
-              <w:t>四望镇领导访谈</w:t>
-            </w:r>
-          </w:p>
-        </w:tc>
-        <w:tc>
-          <w:tcPr>
-            <w:tcW w:w="1031" w:type="dxa"/>
-            <w:vAlign w:val="center"/>
-          </w:tcPr>
-          <w:p>
-            <w:pPr>
-              <w:jc w:val="left"/>
-            </w:pPr>
+              <w:rPr>
+                <w:rFonts w:ascii="宋体" w:hAnsi="宋体" w:hint="eastAsia"/>
+                <w:sz w:val="14"/>
+              </w:rPr>
+            </w:pPr>
+            <w:r>
+              <w:rPr>
+                <w:rFonts w:ascii="宋体" w:hAnsi="宋体" w:hint="eastAsia"/>
+                <w:sz w:val="14"/>
+              </w:rPr>
+              <w:t>红安县</w:t>
+            </w:r>
           </w:p>
         </w:tc>
       </w:tr>
       <w:tr>
+        <w:trPr>
+          <w:cantSplit/>
+        </w:trPr>
         <w:tc>
           <w:tcPr>
             <w:tcW w:w="1342" w:type="dxa"/>
@@ -6540,7 +6809,8 @@
         </w:tc>
         <w:tc>
           <w:tcPr>
-            <w:tcW w:w="1248" w:type="dxa"/>
+            <w:tcW w:w="7442" w:type="dxa"/>
+            <w:gridSpan w:val="6"/>
             <w:vAlign w:val="center"/>
           </w:tcPr>
           <w:p>
@@ -6549,2044 +6819,27 @@
             </w:pPr>
             <w:r>
               <w:rPr>
-                <w:rFonts w:ascii="宋体" w:hAnsi="宋体"/>
-                <w:sz w:val="13"/>
-              </w:rPr>
-              <w:t>7月22日 下午</w:t>
-            </w:r>
-          </w:p>
-        </w:tc>
-        <w:tc>
-          <w:tcPr>
-            <w:tcW w:w="1639" w:type="dxa"/>
-            <w:vAlign w:val="center"/>
-          </w:tcPr>
-          <w:p>
-            <w:pPr>
-              <w:jc w:val="left"/>
-            </w:pPr>
-          </w:p>
-        </w:tc>
-        <w:tc>
-          <w:tcPr>
-            <w:tcW w:w="1148" w:type="dxa"/>
-            <w:vAlign w:val="center"/>
-          </w:tcPr>
-          <w:p>
-            <w:pPr>
-              <w:jc w:val="left"/>
-            </w:pPr>
-          </w:p>
-        </w:tc>
-        <w:tc>
-          <w:tcPr>
-            <w:tcW w:w="2376" w:type="dxa"/>
-            <w:gridSpan w:val="2"/>
-            <w:vAlign w:val="center"/>
-          </w:tcPr>
-          <w:p>
-            <w:pPr>
-              <w:jc w:val="left"/>
-            </w:pPr>
-          </w:p>
-        </w:tc>
-        <w:tc>
-          <w:tcPr>
-            <w:tcW w:w="1031" w:type="dxa"/>
-            <w:vAlign w:val="center"/>
-          </w:tcPr>
-          <w:p>
-            <w:pPr>
-              <w:jc w:val="left"/>
-            </w:pPr>
-          </w:p>
-        </w:tc>
-      </w:tr>
-      <w:tr>
-        <w:tc>
-          <w:tcPr>
-            <w:tcW w:w="1342" w:type="dxa"/>
-            <w:vMerge/>
-            <w:vAlign w:val="center"/>
-          </w:tcPr>
-          <w:p>
-            <w:pPr>
-              <w:jc w:val="left"/>
-            </w:pPr>
-          </w:p>
-        </w:tc>
-        <w:tc>
-          <w:tcPr>
-            <w:tcW w:w="1248" w:type="dxa"/>
-            <w:vAlign w:val="center"/>
-          </w:tcPr>
-          <w:p>
-            <w:pPr>
-              <w:jc w:val="left"/>
-            </w:pPr>
-            <w:r>
-              <w:rPr>
-                <w:rFonts w:ascii="宋体" w:hAnsi="宋体"/>
-                <w:sz w:val="13"/>
-              </w:rPr>
-              <w:t>7月22日 晚上</w:t>
-            </w:r>
-          </w:p>
-        </w:tc>
-        <w:tc>
-          <w:tcPr>
-            <w:tcW w:w="1639" w:type="dxa"/>
-            <w:vAlign w:val="center"/>
-          </w:tcPr>
-          <w:p>
-            <w:pPr>
-              <w:jc w:val="left"/>
-            </w:pPr>
-            <w:r>
-              <w:rPr>
-                <w:rFonts w:ascii="宋体" w:hAnsi="宋体"/>
-                <w:sz w:val="13"/>
-              </w:rPr>
-              <w:t>团队成员</w:t>
-            </w:r>
-          </w:p>
-        </w:tc>
-        <w:tc>
-          <w:tcPr>
-            <w:tcW w:w="1148" w:type="dxa"/>
-            <w:vAlign w:val="center"/>
-          </w:tcPr>
-          <w:p>
-            <w:pPr>
-              <w:jc w:val="left"/>
-            </w:pPr>
-            <w:r>
-              <w:rPr>
-                <w:rFonts w:ascii="宋体" w:hAnsi="宋体"/>
-                <w:sz w:val="13"/>
-              </w:rPr>
-              <w:t>基地</w:t>
-            </w:r>
-          </w:p>
-        </w:tc>
-        <w:tc>
-          <w:tcPr>
-            <w:tcW w:w="2376" w:type="dxa"/>
-            <w:gridSpan w:val="2"/>
-            <w:vAlign w:val="center"/>
-          </w:tcPr>
-          <w:p>
-            <w:pPr>
-              <w:jc w:val="left"/>
-            </w:pPr>
-            <w:r>
-              <w:rPr>
-                <w:rFonts w:ascii="宋体" w:hAnsi="宋体"/>
-                <w:sz w:val="13"/>
-              </w:rPr>
-              <w:t>AI项目应用讨论</w:t>
-            </w:r>
-          </w:p>
-        </w:tc>
-        <w:tc>
-          <w:tcPr>
-            <w:tcW w:w="1031" w:type="dxa"/>
-            <w:vAlign w:val="center"/>
-          </w:tcPr>
-          <w:p>
-            <w:pPr>
-              <w:jc w:val="left"/>
-            </w:pPr>
-          </w:p>
-        </w:tc>
-      </w:tr>
-      <w:tr>
-        <w:tc>
-          <w:tcPr>
-            <w:tcW w:w="1342" w:type="dxa"/>
-            <w:vMerge/>
-            <w:vAlign w:val="center"/>
-          </w:tcPr>
-          <w:p>
-            <w:pPr>
-              <w:jc w:val="left"/>
-            </w:pPr>
-          </w:p>
-        </w:tc>
-        <w:tc>
-          <w:tcPr>
-            <w:tcW w:w="1248" w:type="dxa"/>
-            <w:vAlign w:val="center"/>
-          </w:tcPr>
-          <w:p>
-            <w:pPr>
-              <w:jc w:val="left"/>
-            </w:pPr>
-            <w:r>
-              <w:rPr>
-                <w:rFonts w:ascii="宋体" w:hAnsi="宋体"/>
-                <w:sz w:val="13"/>
-              </w:rPr>
-              <w:t>7月23日 上午</w:t>
-            </w:r>
-          </w:p>
-        </w:tc>
-        <w:tc>
-          <w:tcPr>
-            <w:tcW w:w="1639" w:type="dxa"/>
-            <w:vAlign w:val="center"/>
-          </w:tcPr>
-          <w:p>
-            <w:pPr>
-              <w:jc w:val="left"/>
-            </w:pPr>
-            <w:r>
-              <w:rPr>
-                <w:rFonts w:ascii="宋体" w:hAnsi="宋体"/>
-                <w:sz w:val="13"/>
-              </w:rPr>
-              <w:t>村民、儿童家庭</w:t>
-            </w:r>
-          </w:p>
-        </w:tc>
-        <w:tc>
-          <w:tcPr>
-            <w:tcW w:w="1148" w:type="dxa"/>
-            <w:vAlign w:val="center"/>
-          </w:tcPr>
-          <w:p>
-            <w:pPr>
-              <w:jc w:val="left"/>
-            </w:pPr>
-            <w:r>
-              <w:rPr>
-                <w:rFonts w:ascii="宋体" w:hAnsi="宋体"/>
-                <w:sz w:val="13"/>
-              </w:rPr>
-              <w:t>四望镇相关村</w:t>
-            </w:r>
-          </w:p>
-        </w:tc>
-        <w:tc>
-          <w:tcPr>
-            <w:tcW w:w="2376" w:type="dxa"/>
-            <w:gridSpan w:val="2"/>
-            <w:vAlign w:val="center"/>
-          </w:tcPr>
-          <w:p>
-            <w:pPr>
-              <w:jc w:val="left"/>
-            </w:pPr>
-            <w:r>
-              <w:rPr>
-                <w:rFonts w:ascii="宋体" w:hAnsi="宋体"/>
-                <w:sz w:val="13"/>
-              </w:rPr>
-              <w:t>进村入户调查</w:t>
-            </w:r>
-          </w:p>
-        </w:tc>
-        <w:tc>
-          <w:tcPr>
-            <w:tcW w:w="1031" w:type="dxa"/>
-            <w:vAlign w:val="center"/>
-          </w:tcPr>
-          <w:p>
-            <w:pPr>
-              <w:jc w:val="left"/>
-            </w:pPr>
-          </w:p>
-        </w:tc>
-      </w:tr>
-      <w:tr>
-        <w:tc>
-          <w:tcPr>
-            <w:tcW w:w="1342" w:type="dxa"/>
-            <w:vMerge/>
-            <w:vAlign w:val="center"/>
-          </w:tcPr>
-          <w:p>
-            <w:pPr>
-              <w:jc w:val="left"/>
-            </w:pPr>
-          </w:p>
-        </w:tc>
-        <w:tc>
-          <w:tcPr>
-            <w:tcW w:w="1248" w:type="dxa"/>
-            <w:vAlign w:val="center"/>
-          </w:tcPr>
-          <w:p>
-            <w:pPr>
-              <w:jc w:val="left"/>
-            </w:pPr>
-            <w:r>
-              <w:rPr>
-                <w:rFonts w:ascii="宋体" w:hAnsi="宋体"/>
-                <w:sz w:val="13"/>
-              </w:rPr>
-              <w:t>7月23日 下午</w:t>
-            </w:r>
-          </w:p>
-        </w:tc>
-        <w:tc>
-          <w:tcPr>
-            <w:tcW w:w="1639" w:type="dxa"/>
-            <w:vAlign w:val="center"/>
-          </w:tcPr>
-          <w:p>
-            <w:pPr>
-              <w:jc w:val="left"/>
-            </w:pPr>
-          </w:p>
-        </w:tc>
-        <w:tc>
-          <w:tcPr>
-            <w:tcW w:w="1148" w:type="dxa"/>
-            <w:vAlign w:val="center"/>
-          </w:tcPr>
-          <w:p>
-            <w:pPr>
-              <w:jc w:val="left"/>
-            </w:pPr>
-          </w:p>
-        </w:tc>
-        <w:tc>
-          <w:tcPr>
-            <w:tcW w:w="2376" w:type="dxa"/>
-            <w:gridSpan w:val="2"/>
-            <w:vAlign w:val="center"/>
-          </w:tcPr>
-          <w:p>
-            <w:pPr>
-              <w:jc w:val="left"/>
-            </w:pPr>
-          </w:p>
-        </w:tc>
-        <w:tc>
-          <w:tcPr>
-            <w:tcW w:w="1031" w:type="dxa"/>
-            <w:vAlign w:val="center"/>
-          </w:tcPr>
-          <w:p>
-            <w:pPr>
-              <w:jc w:val="left"/>
-            </w:pPr>
-          </w:p>
-        </w:tc>
-      </w:tr>
-      <w:tr>
-        <w:tc>
-          <w:tcPr>
-            <w:tcW w:w="1342" w:type="dxa"/>
-            <w:vMerge/>
-            <w:vAlign w:val="center"/>
-          </w:tcPr>
-          <w:p>
-            <w:pPr>
-              <w:jc w:val="left"/>
-            </w:pPr>
-          </w:p>
-        </w:tc>
-        <w:tc>
-          <w:tcPr>
-            <w:tcW w:w="1248" w:type="dxa"/>
-            <w:vAlign w:val="center"/>
-          </w:tcPr>
-          <w:p>
-            <w:pPr>
-              <w:jc w:val="left"/>
-            </w:pPr>
-            <w:r>
-              <w:rPr>
-                <w:rFonts w:ascii="宋体" w:hAnsi="宋体"/>
-                <w:sz w:val="13"/>
-              </w:rPr>
-              <w:t>7月23日 晚上</w:t>
-            </w:r>
-          </w:p>
-        </w:tc>
-        <w:tc>
-          <w:tcPr>
-            <w:tcW w:w="1639" w:type="dxa"/>
-            <w:vAlign w:val="center"/>
-          </w:tcPr>
-          <w:p>
-            <w:pPr>
-              <w:jc w:val="left"/>
-            </w:pPr>
-          </w:p>
-        </w:tc>
-        <w:tc>
-          <w:tcPr>
-            <w:tcW w:w="1148" w:type="dxa"/>
-            <w:vAlign w:val="center"/>
-          </w:tcPr>
-          <w:p>
-            <w:pPr>
-              <w:jc w:val="left"/>
-            </w:pPr>
-          </w:p>
-        </w:tc>
-        <w:tc>
-          <w:tcPr>
-            <w:tcW w:w="2376" w:type="dxa"/>
-            <w:gridSpan w:val="2"/>
-            <w:vAlign w:val="center"/>
-          </w:tcPr>
-          <w:p>
-            <w:pPr>
-              <w:jc w:val="left"/>
-            </w:pPr>
-          </w:p>
-        </w:tc>
-        <w:tc>
-          <w:tcPr>
-            <w:tcW w:w="1031" w:type="dxa"/>
-            <w:vAlign w:val="center"/>
-          </w:tcPr>
-          <w:p>
-            <w:pPr>
-              <w:jc w:val="left"/>
-            </w:pPr>
-          </w:p>
-        </w:tc>
-      </w:tr>
-      <w:tr>
-        <w:tc>
-          <w:tcPr>
-            <w:tcW w:w="1342" w:type="dxa"/>
-            <w:vMerge/>
-            <w:vAlign w:val="center"/>
-          </w:tcPr>
-          <w:p>
-            <w:pPr>
-              <w:jc w:val="left"/>
-            </w:pPr>
-          </w:p>
-        </w:tc>
-        <w:tc>
-          <w:tcPr>
-            <w:tcW w:w="1248" w:type="dxa"/>
-            <w:vAlign w:val="center"/>
-          </w:tcPr>
-          <w:p>
-            <w:pPr>
-              <w:jc w:val="left"/>
-            </w:pPr>
-            <w:r>
-              <w:rPr>
-                <w:rFonts w:ascii="宋体" w:hAnsi="宋体"/>
-                <w:sz w:val="13"/>
-              </w:rPr>
-              <w:t>7月24日 上午</w:t>
-            </w:r>
-          </w:p>
-        </w:tc>
-        <w:tc>
-          <w:tcPr>
-            <w:tcW w:w="1639" w:type="dxa"/>
-            <w:vAlign w:val="center"/>
-          </w:tcPr>
-          <w:p>
-            <w:pPr>
-              <w:jc w:val="left"/>
-            </w:pPr>
-            <w:r>
-              <w:rPr>
-                <w:rFonts w:ascii="宋体" w:hAnsi="宋体"/>
-                <w:sz w:val="13"/>
-              </w:rPr>
-              <w:t>申望儿童关爱服务中心</w:t>
-            </w:r>
-          </w:p>
-        </w:tc>
-        <w:tc>
-          <w:tcPr>
-            <w:tcW w:w="1148" w:type="dxa"/>
-            <w:vAlign w:val="center"/>
-          </w:tcPr>
-          <w:p>
-            <w:pPr>
-              <w:jc w:val="left"/>
-            </w:pPr>
-            <w:r>
-              <w:rPr>
-                <w:rFonts w:ascii="宋体" w:hAnsi="宋体"/>
-                <w:sz w:val="13"/>
-              </w:rPr>
-              <w:t>申望儿童关爱服务中心</w:t>
-            </w:r>
-          </w:p>
-        </w:tc>
-        <w:tc>
-          <w:tcPr>
-            <w:tcW w:w="2376" w:type="dxa"/>
-            <w:gridSpan w:val="2"/>
-            <w:vAlign w:val="center"/>
-          </w:tcPr>
-          <w:p>
-            <w:pPr>
-              <w:jc w:val="left"/>
-            </w:pPr>
-            <w:r>
-              <w:rPr>
-                <w:rFonts w:ascii="宋体" w:hAnsi="宋体"/>
-                <w:sz w:val="13"/>
-              </w:rPr>
-              <w:t>儿童关爱中心调查</w:t>
-            </w:r>
-          </w:p>
-        </w:tc>
-        <w:tc>
-          <w:tcPr>
-            <w:tcW w:w="1031" w:type="dxa"/>
-            <w:vAlign w:val="center"/>
-          </w:tcPr>
-          <w:p>
-            <w:pPr>
-              <w:jc w:val="left"/>
-            </w:pPr>
-          </w:p>
-        </w:tc>
-      </w:tr>
-      <w:tr>
-        <w:tc>
-          <w:tcPr>
-            <w:tcW w:w="1342" w:type="dxa"/>
-            <w:vMerge/>
-            <w:vAlign w:val="center"/>
-          </w:tcPr>
-          <w:p>
-            <w:pPr>
-              <w:jc w:val="left"/>
-            </w:pPr>
-          </w:p>
-        </w:tc>
-        <w:tc>
-          <w:tcPr>
-            <w:tcW w:w="1248" w:type="dxa"/>
-            <w:vAlign w:val="center"/>
-          </w:tcPr>
-          <w:p>
-            <w:pPr>
-              <w:jc w:val="left"/>
-            </w:pPr>
-            <w:r>
-              <w:rPr>
-                <w:rFonts w:ascii="宋体" w:hAnsi="宋体"/>
-                <w:sz w:val="13"/>
-              </w:rPr>
-              <w:t>7月24日 下午</w:t>
-            </w:r>
-          </w:p>
-        </w:tc>
-        <w:tc>
-          <w:tcPr>
-            <w:tcW w:w="1639" w:type="dxa"/>
-            <w:vAlign w:val="center"/>
-          </w:tcPr>
-          <w:p>
-            <w:pPr>
-              <w:jc w:val="left"/>
-            </w:pPr>
-          </w:p>
-        </w:tc>
-        <w:tc>
-          <w:tcPr>
-            <w:tcW w:w="1148" w:type="dxa"/>
-            <w:vAlign w:val="center"/>
-          </w:tcPr>
-          <w:p>
-            <w:pPr>
-              <w:jc w:val="left"/>
-            </w:pPr>
-          </w:p>
-        </w:tc>
-        <w:tc>
-          <w:tcPr>
-            <w:tcW w:w="2376" w:type="dxa"/>
-            <w:gridSpan w:val="2"/>
-            <w:vAlign w:val="center"/>
-          </w:tcPr>
-          <w:p>
-            <w:pPr>
-              <w:jc w:val="left"/>
-            </w:pPr>
-          </w:p>
-        </w:tc>
-        <w:tc>
-          <w:tcPr>
-            <w:tcW w:w="1031" w:type="dxa"/>
-            <w:vAlign w:val="center"/>
-          </w:tcPr>
-          <w:p>
-            <w:pPr>
-              <w:jc w:val="left"/>
-            </w:pPr>
-          </w:p>
-        </w:tc>
-      </w:tr>
-      <w:tr>
-        <w:tc>
-          <w:tcPr>
-            <w:tcW w:w="1342" w:type="dxa"/>
-            <w:vMerge/>
-            <w:vAlign w:val="center"/>
-          </w:tcPr>
-          <w:p>
-            <w:pPr>
-              <w:jc w:val="left"/>
-            </w:pPr>
-          </w:p>
-        </w:tc>
-        <w:tc>
-          <w:tcPr>
-            <w:tcW w:w="1248" w:type="dxa"/>
-            <w:vAlign w:val="center"/>
-          </w:tcPr>
-          <w:p>
-            <w:pPr>
-              <w:jc w:val="left"/>
-            </w:pPr>
-            <w:r>
-              <w:rPr>
-                <w:rFonts w:ascii="宋体" w:hAnsi="宋体"/>
-                <w:sz w:val="13"/>
-              </w:rPr>
-              <w:t>7月24日 晚上</w:t>
-            </w:r>
-          </w:p>
-        </w:tc>
-        <w:tc>
-          <w:tcPr>
-            <w:tcW w:w="1639" w:type="dxa"/>
-            <w:vAlign w:val="center"/>
-          </w:tcPr>
-          <w:p>
-            <w:pPr>
-              <w:jc w:val="left"/>
-            </w:pPr>
-          </w:p>
-        </w:tc>
-        <w:tc>
-          <w:tcPr>
-            <w:tcW w:w="1148" w:type="dxa"/>
-            <w:vAlign w:val="center"/>
-          </w:tcPr>
-          <w:p>
-            <w:pPr>
-              <w:jc w:val="left"/>
-            </w:pPr>
-          </w:p>
-        </w:tc>
-        <w:tc>
-          <w:tcPr>
-            <w:tcW w:w="2376" w:type="dxa"/>
-            <w:gridSpan w:val="2"/>
-            <w:vAlign w:val="center"/>
-          </w:tcPr>
-          <w:p>
-            <w:pPr>
-              <w:jc w:val="left"/>
-            </w:pPr>
-          </w:p>
-        </w:tc>
-        <w:tc>
-          <w:tcPr>
-            <w:tcW w:w="1031" w:type="dxa"/>
-            <w:vAlign w:val="center"/>
-          </w:tcPr>
-          <w:p>
-            <w:pPr>
-              <w:jc w:val="left"/>
-            </w:pPr>
-          </w:p>
-        </w:tc>
-      </w:tr>
-      <w:tr>
-        <w:tc>
-          <w:tcPr>
-            <w:tcW w:w="1342" w:type="dxa"/>
-            <w:vMerge/>
-            <w:vAlign w:val="center"/>
-          </w:tcPr>
-          <w:p>
-            <w:pPr>
-              <w:jc w:val="left"/>
-            </w:pPr>
-          </w:p>
-        </w:tc>
-        <w:tc>
-          <w:tcPr>
-            <w:tcW w:w="1248" w:type="dxa"/>
-            <w:vAlign w:val="center"/>
-          </w:tcPr>
-          <w:p>
-            <w:pPr>
-              <w:jc w:val="left"/>
-            </w:pPr>
-            <w:r>
-              <w:rPr>
-                <w:rFonts w:ascii="宋体" w:hAnsi="宋体"/>
-                <w:sz w:val="13"/>
-              </w:rPr>
-              <w:t>7月25日 上午</w:t>
-            </w:r>
-          </w:p>
-        </w:tc>
-        <w:tc>
-          <w:tcPr>
-            <w:tcW w:w="1639" w:type="dxa"/>
-            <w:vAlign w:val="center"/>
-          </w:tcPr>
-          <w:p>
-            <w:pPr>
-              <w:jc w:val="left"/>
-            </w:pPr>
-            <w:r>
-              <w:rPr>
-                <w:rFonts w:ascii="宋体" w:hAnsi="宋体"/>
-                <w:sz w:val="13"/>
-              </w:rPr>
-              <w:t>村民、儿童家庭</w:t>
-            </w:r>
-          </w:p>
-        </w:tc>
-        <w:tc>
-          <w:tcPr>
-            <w:tcW w:w="1148" w:type="dxa"/>
-            <w:vAlign w:val="center"/>
-          </w:tcPr>
-          <w:p>
-            <w:pPr>
-              <w:jc w:val="left"/>
-            </w:pPr>
-            <w:r>
-              <w:rPr>
-                <w:rFonts w:ascii="宋体" w:hAnsi="宋体"/>
-                <w:sz w:val="13"/>
-              </w:rPr>
-              <w:t>四望镇相关村</w:t>
-            </w:r>
-          </w:p>
-        </w:tc>
-        <w:tc>
-          <w:tcPr>
-            <w:tcW w:w="2376" w:type="dxa"/>
-            <w:gridSpan w:val="2"/>
-            <w:vAlign w:val="center"/>
-          </w:tcPr>
-          <w:p>
-            <w:pPr>
-              <w:jc w:val="left"/>
-            </w:pPr>
-            <w:r>
-              <w:rPr>
-                <w:rFonts w:ascii="宋体" w:hAnsi="宋体"/>
-                <w:sz w:val="13"/>
-              </w:rPr>
-              <w:t>进村入户调查</w:t>
-            </w:r>
-          </w:p>
-        </w:tc>
-        <w:tc>
-          <w:tcPr>
-            <w:tcW w:w="1031" w:type="dxa"/>
-            <w:vAlign w:val="center"/>
-          </w:tcPr>
-          <w:p>
-            <w:pPr>
-              <w:jc w:val="left"/>
-            </w:pPr>
-          </w:p>
-        </w:tc>
-      </w:tr>
-      <w:tr>
-        <w:tc>
-          <w:tcPr>
-            <w:tcW w:w="1342" w:type="dxa"/>
-            <w:vMerge/>
-            <w:vAlign w:val="center"/>
-          </w:tcPr>
-          <w:p>
-            <w:pPr>
-              <w:jc w:val="left"/>
-            </w:pPr>
-          </w:p>
-        </w:tc>
-        <w:tc>
-          <w:tcPr>
-            <w:tcW w:w="1248" w:type="dxa"/>
-            <w:vAlign w:val="center"/>
-          </w:tcPr>
-          <w:p>
-            <w:pPr>
-              <w:jc w:val="left"/>
-            </w:pPr>
-            <w:r>
-              <w:rPr>
-                <w:rFonts w:ascii="宋体" w:hAnsi="宋体"/>
-                <w:sz w:val="13"/>
-              </w:rPr>
-              <w:t>7月25日 下午</w:t>
-            </w:r>
-          </w:p>
-        </w:tc>
-        <w:tc>
-          <w:tcPr>
-            <w:tcW w:w="1639" w:type="dxa"/>
-            <w:vAlign w:val="center"/>
-          </w:tcPr>
-          <w:p>
-            <w:pPr>
-              <w:jc w:val="left"/>
-            </w:pPr>
-          </w:p>
-        </w:tc>
-        <w:tc>
-          <w:tcPr>
-            <w:tcW w:w="1148" w:type="dxa"/>
-            <w:vAlign w:val="center"/>
-          </w:tcPr>
-          <w:p>
-            <w:pPr>
-              <w:jc w:val="left"/>
-            </w:pPr>
-            <w:r>
-              <w:rPr>
-                <w:rFonts w:ascii="宋体" w:hAnsi="宋体"/>
-                <w:sz w:val="13"/>
+                <w:rFonts w:ascii="宋体" w:hAnsi="宋体" w:hint="eastAsia"/>
+                <w:sz w:val="14"/>
+              </w:rPr>
+              <w:t>备注：对接部门统一为湖北省黄冈市武穴市</w:t>
+            </w:r>
+            <w:proofErr w:type="gramStart"/>
+            <w:r>
+              <w:rPr>
+                <w:rFonts w:ascii="宋体" w:hAnsi="宋体" w:hint="eastAsia"/>
+                <w:sz w:val="14"/>
               </w:rPr>
               <w:t>四望镇</w:t>
             </w:r>
-          </w:p>
-        </w:tc>
-        <w:tc>
-          <w:tcPr>
-            <w:tcW w:w="2376" w:type="dxa"/>
-            <w:gridSpan w:val="2"/>
-            <w:vAlign w:val="center"/>
-          </w:tcPr>
-          <w:p>
-            <w:pPr>
-              <w:jc w:val="left"/>
-            </w:pPr>
-            <w:r>
-              <w:rPr>
-                <w:rFonts w:ascii="宋体" w:hAnsi="宋体"/>
-                <w:sz w:val="13"/>
-              </w:rPr>
-              <w:t>劳动教育（13:00—17:00）</w:t>
-            </w:r>
-          </w:p>
-        </w:tc>
-        <w:tc>
-          <w:tcPr>
-            <w:tcW w:w="1031" w:type="dxa"/>
-            <w:vAlign w:val="center"/>
-          </w:tcPr>
-          <w:p>
-            <w:pPr>
-              <w:jc w:val="left"/>
-            </w:pPr>
-          </w:p>
-        </w:tc>
-      </w:tr>
-      <w:tr>
-        <w:tc>
-          <w:tcPr>
-            <w:tcW w:w="1342" w:type="dxa"/>
-            <w:vMerge/>
-            <w:vAlign w:val="center"/>
-          </w:tcPr>
-          <w:p>
-            <w:pPr>
-              <w:jc w:val="left"/>
-            </w:pPr>
-          </w:p>
-        </w:tc>
-        <w:tc>
-          <w:tcPr>
-            <w:tcW w:w="1248" w:type="dxa"/>
-            <w:vAlign w:val="center"/>
-          </w:tcPr>
-          <w:p>
-            <w:pPr>
-              <w:jc w:val="left"/>
-            </w:pPr>
-            <w:r>
-              <w:rPr>
-                <w:rFonts w:ascii="宋体" w:hAnsi="宋体"/>
-                <w:sz w:val="13"/>
-              </w:rPr>
-              <w:t>7月25日 晚上</w:t>
-            </w:r>
-          </w:p>
-        </w:tc>
-        <w:tc>
-          <w:tcPr>
-            <w:tcW w:w="1639" w:type="dxa"/>
-            <w:vAlign w:val="center"/>
-          </w:tcPr>
-          <w:p>
-            <w:pPr>
-              <w:jc w:val="left"/>
-            </w:pPr>
-            <w:r>
-              <w:rPr>
-                <w:rFonts w:ascii="宋体" w:hAnsi="宋体"/>
-                <w:sz w:val="13"/>
-              </w:rPr>
-              <w:t>团队成员</w:t>
-            </w:r>
-          </w:p>
-        </w:tc>
-        <w:tc>
-          <w:tcPr>
-            <w:tcW w:w="1148" w:type="dxa"/>
-            <w:vAlign w:val="center"/>
-          </w:tcPr>
-          <w:p>
-            <w:pPr>
-              <w:jc w:val="left"/>
-            </w:pPr>
-            <w:r>
-              <w:rPr>
-                <w:rFonts w:ascii="宋体" w:hAnsi="宋体"/>
-                <w:sz w:val="13"/>
-              </w:rPr>
-              <w:t>基地</w:t>
-            </w:r>
-          </w:p>
-        </w:tc>
-        <w:tc>
-          <w:tcPr>
-            <w:tcW w:w="2376" w:type="dxa"/>
-            <w:gridSpan w:val="2"/>
-            <w:vAlign w:val="center"/>
-          </w:tcPr>
-          <w:p>
-            <w:pPr>
-              <w:jc w:val="left"/>
-            </w:pPr>
-            <w:r>
-              <w:rPr>
-                <w:rFonts w:ascii="宋体" w:hAnsi="宋体"/>
-                <w:sz w:val="13"/>
-              </w:rPr>
-              <w:t>阶段材料整理</w:t>
-            </w:r>
-          </w:p>
-        </w:tc>
-        <w:tc>
-          <w:tcPr>
-            <w:tcW w:w="1031" w:type="dxa"/>
-            <w:vAlign w:val="center"/>
-          </w:tcPr>
-          <w:p>
-            <w:pPr>
-              <w:jc w:val="left"/>
-            </w:pPr>
-          </w:p>
-        </w:tc>
-      </w:tr>
-      <w:tr>
-        <w:tc>
-          <w:tcPr>
-            <w:tcW w:w="1342" w:type="dxa"/>
-            <w:vMerge/>
-            <w:vAlign w:val="center"/>
-          </w:tcPr>
-          <w:p>
-            <w:pPr>
-              <w:jc w:val="left"/>
-            </w:pPr>
-          </w:p>
-        </w:tc>
-        <w:tc>
-          <w:tcPr>
-            <w:tcW w:w="1248" w:type="dxa"/>
-            <w:vAlign w:val="center"/>
-          </w:tcPr>
-          <w:p>
-            <w:pPr>
-              <w:jc w:val="left"/>
-            </w:pPr>
-            <w:r>
-              <w:rPr>
-                <w:rFonts w:ascii="宋体" w:hAnsi="宋体"/>
-                <w:sz w:val="13"/>
-              </w:rPr>
-              <w:t>7月26日 上午</w:t>
-            </w:r>
-          </w:p>
-        </w:tc>
-        <w:tc>
-          <w:tcPr>
-            <w:tcW w:w="1639" w:type="dxa"/>
-            <w:vAlign w:val="center"/>
-          </w:tcPr>
-          <w:p>
-            <w:pPr>
-              <w:jc w:val="left"/>
-            </w:pPr>
-            <w:r>
-              <w:rPr>
-                <w:rFonts w:ascii="宋体" w:hAnsi="宋体"/>
-                <w:sz w:val="13"/>
-              </w:rPr>
-              <w:t>绿色文旅产业相关主体</w:t>
-            </w:r>
-          </w:p>
-        </w:tc>
-        <w:tc>
-          <w:tcPr>
-            <w:tcW w:w="1148" w:type="dxa"/>
-            <w:vAlign w:val="center"/>
-          </w:tcPr>
-          <w:p>
-            <w:pPr>
-              <w:jc w:val="left"/>
-            </w:pPr>
-            <w:r>
-              <w:rPr>
-                <w:rFonts w:ascii="宋体" w:hAnsi="宋体"/>
-                <w:sz w:val="13"/>
-              </w:rPr>
-              <w:t>武穴市相关点位</w:t>
-            </w:r>
-          </w:p>
-        </w:tc>
-        <w:tc>
-          <w:tcPr>
-            <w:tcW w:w="2376" w:type="dxa"/>
-            <w:gridSpan w:val="2"/>
-            <w:vAlign w:val="center"/>
-          </w:tcPr>
-          <w:p>
-            <w:pPr>
-              <w:jc w:val="left"/>
-            </w:pPr>
-            <w:r>
-              <w:rPr>
-                <w:rFonts w:ascii="宋体" w:hAnsi="宋体"/>
-                <w:sz w:val="13"/>
-              </w:rPr>
-              <w:t>实地调研绿色文旅产业，含红十五军策源地参观</w:t>
-            </w:r>
-          </w:p>
-        </w:tc>
-        <w:tc>
-          <w:tcPr>
-            <w:tcW w:w="1031" w:type="dxa"/>
-            <w:vAlign w:val="center"/>
-          </w:tcPr>
-          <w:p>
-            <w:pPr>
-              <w:jc w:val="left"/>
-            </w:pPr>
-          </w:p>
-        </w:tc>
-      </w:tr>
-      <w:tr>
-        <w:tc>
-          <w:tcPr>
-            <w:tcW w:w="1342" w:type="dxa"/>
-            <w:vMerge/>
-            <w:vAlign w:val="center"/>
-          </w:tcPr>
-          <w:p>
-            <w:pPr>
-              <w:jc w:val="left"/>
-            </w:pPr>
-          </w:p>
-        </w:tc>
-        <w:tc>
-          <w:tcPr>
-            <w:tcW w:w="1248" w:type="dxa"/>
-            <w:vAlign w:val="center"/>
-          </w:tcPr>
-          <w:p>
-            <w:pPr>
-              <w:jc w:val="left"/>
-            </w:pPr>
-            <w:r>
-              <w:rPr>
-                <w:rFonts w:ascii="宋体" w:hAnsi="宋体"/>
-                <w:sz w:val="13"/>
-              </w:rPr>
-              <w:t>7月26日 下午</w:t>
-            </w:r>
-          </w:p>
-        </w:tc>
-        <w:tc>
-          <w:tcPr>
-            <w:tcW w:w="1639" w:type="dxa"/>
-            <w:vAlign w:val="center"/>
-          </w:tcPr>
-          <w:p>
-            <w:pPr>
-              <w:jc w:val="left"/>
-            </w:pPr>
-          </w:p>
-        </w:tc>
-        <w:tc>
-          <w:tcPr>
-            <w:tcW w:w="1148" w:type="dxa"/>
-            <w:vAlign w:val="center"/>
-          </w:tcPr>
-          <w:p>
-            <w:pPr>
-              <w:jc w:val="left"/>
-            </w:pPr>
-            <w:r>
-              <w:rPr>
-                <w:rFonts w:ascii="宋体" w:hAnsi="宋体"/>
-                <w:sz w:val="13"/>
-              </w:rPr>
-              <w:t>武穴滨江公园</w:t>
-            </w:r>
-          </w:p>
-        </w:tc>
-        <w:tc>
-          <w:tcPr>
-            <w:tcW w:w="2376" w:type="dxa"/>
-            <w:gridSpan w:val="2"/>
-            <w:vAlign w:val="center"/>
-          </w:tcPr>
-          <w:p>
-            <w:pPr>
-              <w:jc w:val="left"/>
-            </w:pPr>
-            <w:r>
-              <w:rPr>
-                <w:rFonts w:ascii="宋体" w:hAnsi="宋体"/>
-                <w:sz w:val="13"/>
-              </w:rPr>
-              <w:t>参观滨江公园，开展国防教育、军事历史器械与研学资源观察</w:t>
-            </w:r>
-          </w:p>
-        </w:tc>
-        <w:tc>
-          <w:tcPr>
-            <w:tcW w:w="1031" w:type="dxa"/>
-            <w:vAlign w:val="center"/>
-          </w:tcPr>
-          <w:p>
-            <w:pPr>
-              <w:jc w:val="left"/>
-            </w:pPr>
-          </w:p>
-        </w:tc>
-      </w:tr>
-      <w:tr>
-        <w:tc>
-          <w:tcPr>
-            <w:tcW w:w="1342" w:type="dxa"/>
-            <w:vMerge/>
-            <w:vAlign w:val="center"/>
-          </w:tcPr>
-          <w:p>
-            <w:pPr>
-              <w:jc w:val="left"/>
-            </w:pPr>
-          </w:p>
-        </w:tc>
-        <w:tc>
-          <w:tcPr>
-            <w:tcW w:w="1248" w:type="dxa"/>
-            <w:vAlign w:val="center"/>
-          </w:tcPr>
-          <w:p>
-            <w:pPr>
-              <w:jc w:val="left"/>
-            </w:pPr>
-            <w:r>
-              <w:rPr>
-                <w:rFonts w:ascii="宋体" w:hAnsi="宋体"/>
-                <w:sz w:val="13"/>
-              </w:rPr>
-              <w:t>7月26日 晚上</w:t>
-            </w:r>
-          </w:p>
-        </w:tc>
-        <w:tc>
-          <w:tcPr>
-            <w:tcW w:w="1639" w:type="dxa"/>
-            <w:vAlign w:val="center"/>
-          </w:tcPr>
-          <w:p>
-            <w:pPr>
-              <w:jc w:val="left"/>
-            </w:pPr>
-            <w:r>
-              <w:rPr>
-                <w:rFonts w:ascii="宋体" w:hAnsi="宋体"/>
-                <w:sz w:val="13"/>
-              </w:rPr>
-              <w:t>团队成员</w:t>
-            </w:r>
-          </w:p>
-        </w:tc>
-        <w:tc>
-          <w:tcPr>
-            <w:tcW w:w="1148" w:type="dxa"/>
-            <w:vAlign w:val="center"/>
-          </w:tcPr>
-          <w:p>
-            <w:pPr>
-              <w:jc w:val="left"/>
-            </w:pPr>
-            <w:r>
-              <w:rPr>
-                <w:rFonts w:ascii="宋体" w:hAnsi="宋体"/>
-                <w:sz w:val="13"/>
-              </w:rPr>
-              <w:t>基地</w:t>
-            </w:r>
-          </w:p>
-        </w:tc>
-        <w:tc>
-          <w:tcPr>
-            <w:tcW w:w="2376" w:type="dxa"/>
-            <w:gridSpan w:val="2"/>
-            <w:vAlign w:val="center"/>
-          </w:tcPr>
-          <w:p>
-            <w:pPr>
-              <w:jc w:val="left"/>
-            </w:pPr>
-            <w:r>
-              <w:rPr>
-                <w:rFonts w:ascii="宋体" w:hAnsi="宋体"/>
-                <w:sz w:val="13"/>
-              </w:rPr>
-              <w:t>文旅宣传角度新媒体和前端讨论</w:t>
-            </w:r>
-          </w:p>
-        </w:tc>
-        <w:tc>
-          <w:tcPr>
-            <w:tcW w:w="1031" w:type="dxa"/>
-            <w:vAlign w:val="center"/>
-          </w:tcPr>
-          <w:p>
-            <w:pPr>
-              <w:jc w:val="left"/>
-            </w:pPr>
-          </w:p>
-        </w:tc>
-      </w:tr>
-      <w:tr>
-        <w:tc>
-          <w:tcPr>
-            <w:tcW w:w="1342" w:type="dxa"/>
-            <w:vMerge/>
-            <w:vAlign w:val="center"/>
-          </w:tcPr>
-          <w:p>
-            <w:pPr>
-              <w:jc w:val="left"/>
-            </w:pPr>
-          </w:p>
-        </w:tc>
-        <w:tc>
-          <w:tcPr>
-            <w:tcW w:w="1248" w:type="dxa"/>
-            <w:vAlign w:val="center"/>
-          </w:tcPr>
-          <w:p>
-            <w:pPr>
-              <w:jc w:val="left"/>
-            </w:pPr>
-            <w:r>
-              <w:rPr>
-                <w:rFonts w:ascii="宋体" w:hAnsi="宋体"/>
-                <w:sz w:val="13"/>
-              </w:rPr>
-              <w:t>7月27日 上午</w:t>
-            </w:r>
-          </w:p>
-        </w:tc>
-        <w:tc>
-          <w:tcPr>
-            <w:tcW w:w="1639" w:type="dxa"/>
-            <w:vAlign w:val="center"/>
-          </w:tcPr>
-          <w:p>
-            <w:pPr>
-              <w:jc w:val="left"/>
-            </w:pPr>
-          </w:p>
-        </w:tc>
-        <w:tc>
-          <w:tcPr>
-            <w:tcW w:w="1148" w:type="dxa"/>
-            <w:vAlign w:val="center"/>
-          </w:tcPr>
-          <w:p>
-            <w:pPr>
-              <w:jc w:val="left"/>
-            </w:pPr>
-            <w:r>
-              <w:rPr>
-                <w:rFonts w:ascii="宋体" w:hAnsi="宋体"/>
-                <w:sz w:val="13"/>
-              </w:rPr>
-              <w:t>武穴市博物馆</w:t>
-            </w:r>
-          </w:p>
-        </w:tc>
-        <w:tc>
-          <w:tcPr>
-            <w:tcW w:w="2376" w:type="dxa"/>
-            <w:gridSpan w:val="2"/>
-            <w:vAlign w:val="center"/>
-          </w:tcPr>
-          <w:p>
-            <w:pPr>
-              <w:jc w:val="left"/>
-            </w:pPr>
-            <w:r>
-              <w:rPr>
-                <w:rFonts w:ascii="宋体" w:hAnsi="宋体"/>
-                <w:sz w:val="13"/>
-              </w:rPr>
-              <w:t>参观武穴市博物馆</w:t>
-            </w:r>
-          </w:p>
-        </w:tc>
-        <w:tc>
-          <w:tcPr>
-            <w:tcW w:w="1031" w:type="dxa"/>
-            <w:vAlign w:val="center"/>
-          </w:tcPr>
-          <w:p>
-            <w:pPr>
-              <w:jc w:val="left"/>
-            </w:pPr>
-          </w:p>
-        </w:tc>
-      </w:tr>
-      <w:tr>
-        <w:tc>
-          <w:tcPr>
-            <w:tcW w:w="1342" w:type="dxa"/>
-            <w:vMerge/>
-            <w:vAlign w:val="center"/>
-          </w:tcPr>
-          <w:p>
-            <w:pPr>
-              <w:jc w:val="left"/>
-            </w:pPr>
-          </w:p>
-        </w:tc>
-        <w:tc>
-          <w:tcPr>
-            <w:tcW w:w="1248" w:type="dxa"/>
-            <w:vAlign w:val="center"/>
-          </w:tcPr>
-          <w:p>
-            <w:pPr>
-              <w:jc w:val="left"/>
-            </w:pPr>
-            <w:r>
-              <w:rPr>
-                <w:rFonts w:ascii="宋体" w:hAnsi="宋体"/>
-                <w:sz w:val="13"/>
-              </w:rPr>
-              <w:t>7月27日 下午</w:t>
-            </w:r>
-          </w:p>
-        </w:tc>
-        <w:tc>
-          <w:tcPr>
-            <w:tcW w:w="1639" w:type="dxa"/>
-            <w:vAlign w:val="center"/>
-          </w:tcPr>
-          <w:p>
-            <w:pPr>
-              <w:jc w:val="left"/>
-            </w:pPr>
-            <w:r>
-              <w:rPr>
-                <w:rFonts w:ascii="宋体" w:hAnsi="宋体"/>
-                <w:sz w:val="13"/>
-              </w:rPr>
-              <w:t>申望儿童关爱服务中心</w:t>
-            </w:r>
-          </w:p>
-        </w:tc>
-        <w:tc>
-          <w:tcPr>
-            <w:tcW w:w="1148" w:type="dxa"/>
-            <w:vAlign w:val="center"/>
-          </w:tcPr>
-          <w:p>
-            <w:pPr>
-              <w:jc w:val="left"/>
-            </w:pPr>
-            <w:r>
-              <w:rPr>
-                <w:rFonts w:ascii="宋体" w:hAnsi="宋体"/>
-                <w:sz w:val="13"/>
-              </w:rPr>
-              <w:t>申望儿童关爱服务中心</w:t>
-            </w:r>
-          </w:p>
-        </w:tc>
-        <w:tc>
-          <w:tcPr>
-            <w:tcW w:w="2376" w:type="dxa"/>
-            <w:gridSpan w:val="2"/>
-            <w:vAlign w:val="center"/>
-          </w:tcPr>
-          <w:p>
-            <w:pPr>
-              <w:jc w:val="left"/>
-            </w:pPr>
-            <w:r>
-              <w:rPr>
-                <w:rFonts w:ascii="宋体" w:hAnsi="宋体"/>
-                <w:sz w:val="13"/>
-              </w:rPr>
-              <w:t>了解爱心班现场情况，开展文具捐赠等活动</w:t>
-            </w:r>
-          </w:p>
-        </w:tc>
-        <w:tc>
-          <w:tcPr>
-            <w:tcW w:w="1031" w:type="dxa"/>
-            <w:vAlign w:val="center"/>
-          </w:tcPr>
-          <w:p>
-            <w:pPr>
-              <w:jc w:val="left"/>
-            </w:pPr>
-          </w:p>
-        </w:tc>
-      </w:tr>
-      <w:tr>
-        <w:tc>
-          <w:tcPr>
-            <w:tcW w:w="1342" w:type="dxa"/>
-            <w:vMerge/>
-            <w:vAlign w:val="center"/>
-          </w:tcPr>
-          <w:p>
-            <w:pPr>
-              <w:jc w:val="left"/>
-            </w:pPr>
-          </w:p>
-        </w:tc>
-        <w:tc>
-          <w:tcPr>
-            <w:tcW w:w="1248" w:type="dxa"/>
-            <w:vAlign w:val="center"/>
-          </w:tcPr>
-          <w:p>
-            <w:pPr>
-              <w:jc w:val="left"/>
-            </w:pPr>
-            <w:r>
-              <w:rPr>
-                <w:rFonts w:ascii="宋体" w:hAnsi="宋体"/>
-                <w:sz w:val="13"/>
-              </w:rPr>
-              <w:t>7月27日 晚上</w:t>
-            </w:r>
-          </w:p>
-        </w:tc>
-        <w:tc>
-          <w:tcPr>
-            <w:tcW w:w="1639" w:type="dxa"/>
-            <w:vAlign w:val="center"/>
-          </w:tcPr>
-          <w:p>
-            <w:pPr>
-              <w:jc w:val="left"/>
-            </w:pPr>
-          </w:p>
-        </w:tc>
-        <w:tc>
-          <w:tcPr>
-            <w:tcW w:w="1148" w:type="dxa"/>
-            <w:vAlign w:val="center"/>
-          </w:tcPr>
-          <w:p>
-            <w:pPr>
-              <w:jc w:val="left"/>
-            </w:pPr>
-          </w:p>
-        </w:tc>
-        <w:tc>
-          <w:tcPr>
-            <w:tcW w:w="2376" w:type="dxa"/>
-            <w:gridSpan w:val="2"/>
-            <w:vAlign w:val="center"/>
-          </w:tcPr>
-          <w:p>
-            <w:pPr>
-              <w:jc w:val="left"/>
-            </w:pPr>
-          </w:p>
-        </w:tc>
-        <w:tc>
-          <w:tcPr>
-            <w:tcW w:w="1031" w:type="dxa"/>
-            <w:vAlign w:val="center"/>
-          </w:tcPr>
-          <w:p>
-            <w:pPr>
-              <w:jc w:val="left"/>
-            </w:pPr>
-          </w:p>
-        </w:tc>
-      </w:tr>
-      <w:tr>
-        <w:tc>
-          <w:tcPr>
-            <w:tcW w:w="1342" w:type="dxa"/>
-            <w:vMerge/>
-            <w:vAlign w:val="center"/>
-          </w:tcPr>
-          <w:p>
-            <w:pPr>
-              <w:jc w:val="left"/>
-            </w:pPr>
-          </w:p>
-        </w:tc>
-        <w:tc>
-          <w:tcPr>
-            <w:tcW w:w="1248" w:type="dxa"/>
-            <w:vAlign w:val="center"/>
-          </w:tcPr>
-          <w:p>
-            <w:pPr>
-              <w:jc w:val="left"/>
-            </w:pPr>
-            <w:r>
-              <w:rPr>
-                <w:rFonts w:ascii="宋体" w:hAnsi="宋体"/>
-                <w:sz w:val="13"/>
-              </w:rPr>
-              <w:t>7月28日 上午</w:t>
-            </w:r>
-          </w:p>
-        </w:tc>
-        <w:tc>
-          <w:tcPr>
-            <w:tcW w:w="1639" w:type="dxa"/>
-            <w:vAlign w:val="center"/>
-          </w:tcPr>
-          <w:p>
-            <w:pPr>
-              <w:jc w:val="left"/>
-            </w:pPr>
-            <w:r>
-              <w:rPr>
-                <w:rFonts w:ascii="宋体" w:hAnsi="宋体"/>
-                <w:sz w:val="13"/>
-              </w:rPr>
-              <w:t>红色教育点位、访谈对象</w:t>
-            </w:r>
-          </w:p>
-        </w:tc>
-        <w:tc>
-          <w:tcPr>
-            <w:tcW w:w="1148" w:type="dxa"/>
-            <w:vAlign w:val="center"/>
-          </w:tcPr>
-          <w:p>
-            <w:pPr>
-              <w:jc w:val="left"/>
-            </w:pPr>
-            <w:r>
-              <w:rPr>
-                <w:rFonts w:ascii="宋体" w:hAnsi="宋体"/>
-                <w:sz w:val="13"/>
-              </w:rPr>
-              <w:t>红安县</w:t>
-            </w:r>
-          </w:p>
-        </w:tc>
-        <w:tc>
-          <w:tcPr>
-            <w:tcW w:w="2376" w:type="dxa"/>
-            <w:gridSpan w:val="2"/>
-            <w:vAlign w:val="center"/>
-          </w:tcPr>
-          <w:p>
-            <w:pPr>
-              <w:jc w:val="left"/>
-            </w:pPr>
-            <w:r>
-              <w:rPr>
-                <w:rFonts w:ascii="宋体" w:hAnsi="宋体"/>
-                <w:sz w:val="13"/>
-              </w:rPr>
-              <w:t>赴红安，参观黄麻起义纪念馆、李先念故居</w:t>
-            </w:r>
-          </w:p>
-        </w:tc>
-        <w:tc>
-          <w:tcPr>
-            <w:tcW w:w="1031" w:type="dxa"/>
-            <w:vAlign w:val="center"/>
-          </w:tcPr>
-          <w:p>
-            <w:pPr>
-              <w:jc w:val="left"/>
-            </w:pPr>
-          </w:p>
-        </w:tc>
-      </w:tr>
-      <w:tr>
-        <w:tc>
-          <w:tcPr>
-            <w:tcW w:w="1342" w:type="dxa"/>
-            <w:vMerge/>
-            <w:vAlign w:val="center"/>
-          </w:tcPr>
-          <w:p>
-            <w:pPr>
-              <w:jc w:val="left"/>
-            </w:pPr>
-          </w:p>
-        </w:tc>
-        <w:tc>
-          <w:tcPr>
-            <w:tcW w:w="1248" w:type="dxa"/>
-            <w:vAlign w:val="center"/>
-          </w:tcPr>
-          <w:p>
-            <w:pPr>
-              <w:jc w:val="left"/>
-            </w:pPr>
-            <w:r>
-              <w:rPr>
-                <w:rFonts w:ascii="宋体" w:hAnsi="宋体"/>
-                <w:sz w:val="13"/>
-              </w:rPr>
-              <w:t>7月28日 下午</w:t>
-            </w:r>
-          </w:p>
-        </w:tc>
-        <w:tc>
-          <w:tcPr>
-            <w:tcW w:w="1639" w:type="dxa"/>
-            <w:vAlign w:val="center"/>
-          </w:tcPr>
-          <w:p>
-            <w:pPr>
-              <w:jc w:val="left"/>
-            </w:pPr>
-            <w:r>
-              <w:rPr>
-                <w:rFonts w:ascii="宋体" w:hAnsi="宋体"/>
-                <w:sz w:val="13"/>
-              </w:rPr>
-              <w:t>红色教育点位、访谈对象</w:t>
-            </w:r>
-          </w:p>
-        </w:tc>
-        <w:tc>
-          <w:tcPr>
-            <w:tcW w:w="1148" w:type="dxa"/>
-            <w:vAlign w:val="center"/>
-          </w:tcPr>
-          <w:p>
-            <w:pPr>
-              <w:jc w:val="left"/>
-            </w:pPr>
-            <w:r>
-              <w:rPr>
-                <w:rFonts w:ascii="宋体" w:hAnsi="宋体"/>
-                <w:sz w:val="13"/>
-              </w:rPr>
-              <w:t>七里坪长胜街等</w:t>
-            </w:r>
-          </w:p>
-        </w:tc>
-        <w:tc>
-          <w:tcPr>
-            <w:tcW w:w="2376" w:type="dxa"/>
-            <w:gridSpan w:val="2"/>
-            <w:vAlign w:val="center"/>
-          </w:tcPr>
-          <w:p>
-            <w:pPr>
-              <w:jc w:val="left"/>
-            </w:pPr>
-            <w:r>
-              <w:rPr>
-                <w:rFonts w:ascii="宋体" w:hAnsi="宋体"/>
-                <w:sz w:val="13"/>
-              </w:rPr>
-              <w:t>红色教育参观；人物访谈、团队学习讨论及长征胜利90周年创意活动</w:t>
-            </w:r>
-          </w:p>
-        </w:tc>
-        <w:tc>
-          <w:tcPr>
-            <w:tcW w:w="1031" w:type="dxa"/>
-            <w:vAlign w:val="center"/>
-          </w:tcPr>
-          <w:p>
-            <w:pPr>
-              <w:jc w:val="left"/>
-            </w:pPr>
-          </w:p>
-        </w:tc>
-      </w:tr>
-      <w:tr>
-        <w:tc>
-          <w:tcPr>
-            <w:tcW w:w="1342" w:type="dxa"/>
-            <w:vMerge/>
-            <w:vAlign w:val="center"/>
-          </w:tcPr>
-          <w:p>
-            <w:pPr>
-              <w:jc w:val="left"/>
-            </w:pPr>
-          </w:p>
-        </w:tc>
-        <w:tc>
-          <w:tcPr>
-            <w:tcW w:w="1248" w:type="dxa"/>
-            <w:vAlign w:val="center"/>
-          </w:tcPr>
-          <w:p>
-            <w:pPr>
-              <w:jc w:val="left"/>
-            </w:pPr>
-            <w:r>
-              <w:rPr>
-                <w:rFonts w:ascii="宋体" w:hAnsi="宋体"/>
-                <w:sz w:val="13"/>
-              </w:rPr>
-              <w:t>7月28日 晚上</w:t>
-            </w:r>
-          </w:p>
-        </w:tc>
-        <w:tc>
-          <w:tcPr>
-            <w:tcW w:w="1639" w:type="dxa"/>
-            <w:vAlign w:val="center"/>
-          </w:tcPr>
-          <w:p>
-            <w:pPr>
-              <w:jc w:val="left"/>
-            </w:pPr>
-            <w:r>
-              <w:rPr>
-                <w:rFonts w:ascii="宋体" w:hAnsi="宋体"/>
-                <w:sz w:val="13"/>
-              </w:rPr>
-              <w:t>团队成员</w:t>
-            </w:r>
-          </w:p>
-        </w:tc>
-        <w:tc>
-          <w:tcPr>
-            <w:tcW w:w="1148" w:type="dxa"/>
-            <w:vAlign w:val="center"/>
-          </w:tcPr>
-          <w:p>
-            <w:pPr>
-              <w:jc w:val="left"/>
-            </w:pPr>
-            <w:r>
-              <w:rPr>
-                <w:rFonts w:ascii="宋体" w:hAnsi="宋体"/>
-                <w:sz w:val="13"/>
-              </w:rPr>
-              <w:t>红安—武汉</w:t>
-            </w:r>
-          </w:p>
-        </w:tc>
-        <w:tc>
-          <w:tcPr>
-            <w:tcW w:w="2376" w:type="dxa"/>
-            <w:gridSpan w:val="2"/>
-            <w:vAlign w:val="center"/>
-          </w:tcPr>
-          <w:p>
-            <w:pPr>
-              <w:jc w:val="left"/>
-            </w:pPr>
-            <w:r>
-              <w:rPr>
-                <w:rFonts w:ascii="宋体" w:hAnsi="宋体"/>
-                <w:sz w:val="13"/>
-              </w:rPr>
-              <w:t>红安活动结束后直接赴武汉，当晚在武汉住宿</w:t>
-            </w:r>
-          </w:p>
-        </w:tc>
-        <w:tc>
-          <w:tcPr>
-            <w:tcW w:w="1031" w:type="dxa"/>
-            <w:vAlign w:val="center"/>
-          </w:tcPr>
-          <w:p>
-            <w:pPr>
-              <w:jc w:val="left"/>
-            </w:pPr>
-          </w:p>
-        </w:tc>
-      </w:tr>
-      <w:tr>
-        <w:tc>
-          <w:tcPr>
-            <w:tcW w:w="1342" w:type="dxa"/>
-            <w:vMerge/>
-            <w:vAlign w:val="center"/>
-          </w:tcPr>
-          <w:p>
-            <w:pPr>
-              <w:jc w:val="left"/>
-            </w:pPr>
-          </w:p>
-        </w:tc>
-        <w:tc>
-          <w:tcPr>
-            <w:tcW w:w="1248" w:type="dxa"/>
-            <w:vAlign w:val="center"/>
-          </w:tcPr>
-          <w:p>
-            <w:pPr>
-              <w:jc w:val="left"/>
-            </w:pPr>
-            <w:r>
-              <w:rPr>
-                <w:rFonts w:ascii="宋体" w:hAnsi="宋体"/>
-                <w:sz w:val="13"/>
-              </w:rPr>
-              <w:t>7月29日 上午</w:t>
-            </w:r>
-          </w:p>
-        </w:tc>
-        <w:tc>
-          <w:tcPr>
-            <w:tcW w:w="1639" w:type="dxa"/>
-            <w:vAlign w:val="center"/>
-          </w:tcPr>
-          <w:p>
-            <w:pPr>
-              <w:jc w:val="left"/>
-            </w:pPr>
-          </w:p>
-        </w:tc>
-        <w:tc>
-          <w:tcPr>
-            <w:tcW w:w="1148" w:type="dxa"/>
-            <w:vAlign w:val="center"/>
-          </w:tcPr>
-          <w:p>
-            <w:pPr>
-              <w:jc w:val="left"/>
-            </w:pPr>
-            <w:r>
-              <w:rPr>
-                <w:rFonts w:ascii="宋体" w:hAnsi="宋体"/>
-                <w:sz w:val="13"/>
-              </w:rPr>
-              <w:t>武汉</w:t>
-            </w:r>
-          </w:p>
-        </w:tc>
-        <w:tc>
-          <w:tcPr>
-            <w:tcW w:w="2376" w:type="dxa"/>
-            <w:gridSpan w:val="2"/>
-            <w:vAlign w:val="center"/>
-          </w:tcPr>
-          <w:p>
-            <w:pPr>
-              <w:jc w:val="left"/>
-            </w:pPr>
-          </w:p>
-        </w:tc>
-        <w:tc>
-          <w:tcPr>
-            <w:tcW w:w="1031" w:type="dxa"/>
-            <w:vAlign w:val="center"/>
-          </w:tcPr>
-          <w:p>
-            <w:pPr>
-              <w:jc w:val="left"/>
-            </w:pPr>
-          </w:p>
-        </w:tc>
-      </w:tr>
-      <w:tr>
-        <w:tc>
-          <w:tcPr>
-            <w:tcW w:w="1342" w:type="dxa"/>
-            <w:vMerge/>
-            <w:vAlign w:val="center"/>
-          </w:tcPr>
-          <w:p>
-            <w:pPr>
-              <w:jc w:val="left"/>
-            </w:pPr>
-          </w:p>
-        </w:tc>
-        <w:tc>
-          <w:tcPr>
-            <w:tcW w:w="1248" w:type="dxa"/>
-            <w:vAlign w:val="center"/>
-          </w:tcPr>
-          <w:p>
-            <w:pPr>
-              <w:jc w:val="left"/>
-            </w:pPr>
-            <w:r>
-              <w:rPr>
-                <w:rFonts w:ascii="宋体" w:hAnsi="宋体"/>
-                <w:sz w:val="13"/>
-              </w:rPr>
-              <w:t>7月29日 下午</w:t>
-            </w:r>
-          </w:p>
-        </w:tc>
-        <w:tc>
-          <w:tcPr>
-            <w:tcW w:w="1639" w:type="dxa"/>
-            <w:vAlign w:val="center"/>
-          </w:tcPr>
-          <w:p>
-            <w:pPr>
-              <w:jc w:val="left"/>
-            </w:pPr>
-          </w:p>
-        </w:tc>
-        <w:tc>
-          <w:tcPr>
-            <w:tcW w:w="1148" w:type="dxa"/>
-            <w:vAlign w:val="center"/>
-          </w:tcPr>
-          <w:p>
-            <w:pPr>
-              <w:jc w:val="left"/>
-            </w:pPr>
-            <w:r>
-              <w:rPr>
-                <w:rFonts w:ascii="宋体" w:hAnsi="宋体"/>
-                <w:sz w:val="13"/>
-              </w:rPr>
-              <w:t>武汉</w:t>
-            </w:r>
-          </w:p>
-        </w:tc>
-        <w:tc>
-          <w:tcPr>
-            <w:tcW w:w="2376" w:type="dxa"/>
-            <w:gridSpan w:val="2"/>
-            <w:vAlign w:val="center"/>
-          </w:tcPr>
-          <w:p>
-            <w:pPr>
-              <w:jc w:val="left"/>
-            </w:pPr>
-          </w:p>
-        </w:tc>
-        <w:tc>
-          <w:tcPr>
-            <w:tcW w:w="1031" w:type="dxa"/>
-            <w:vAlign w:val="center"/>
-          </w:tcPr>
-          <w:p>
-            <w:pPr>
-              <w:jc w:val="left"/>
-            </w:pPr>
-          </w:p>
-        </w:tc>
-      </w:tr>
-      <w:tr>
-        <w:tc>
-          <w:tcPr>
-            <w:tcW w:w="1342" w:type="dxa"/>
-            <w:vMerge/>
-            <w:vAlign w:val="center"/>
-          </w:tcPr>
-          <w:p>
-            <w:pPr>
-              <w:jc w:val="left"/>
-            </w:pPr>
-          </w:p>
-        </w:tc>
-        <w:tc>
-          <w:tcPr>
-            <w:tcW w:w="1248" w:type="dxa"/>
-            <w:vAlign w:val="center"/>
-          </w:tcPr>
-          <w:p>
-            <w:pPr>
-              <w:jc w:val="left"/>
-            </w:pPr>
-            <w:r>
-              <w:rPr>
-                <w:rFonts w:ascii="宋体" w:hAnsi="宋体"/>
-                <w:sz w:val="13"/>
-              </w:rPr>
-              <w:t>7月29日 晚上</w:t>
-            </w:r>
-          </w:p>
-        </w:tc>
-        <w:tc>
-          <w:tcPr>
-            <w:tcW w:w="1639" w:type="dxa"/>
-            <w:vAlign w:val="center"/>
-          </w:tcPr>
-          <w:p>
-            <w:pPr>
-              <w:jc w:val="left"/>
-            </w:pPr>
-          </w:p>
-        </w:tc>
-        <w:tc>
-          <w:tcPr>
-            <w:tcW w:w="1148" w:type="dxa"/>
-            <w:vAlign w:val="center"/>
-          </w:tcPr>
-          <w:p>
-            <w:pPr>
-              <w:jc w:val="left"/>
-            </w:pPr>
-            <w:r>
-              <w:rPr>
-                <w:rFonts w:ascii="宋体" w:hAnsi="宋体"/>
-                <w:sz w:val="13"/>
-              </w:rPr>
-              <w:t>武汉</w:t>
-            </w:r>
-          </w:p>
-        </w:tc>
-        <w:tc>
-          <w:tcPr>
-            <w:tcW w:w="2376" w:type="dxa"/>
-            <w:gridSpan w:val="2"/>
-            <w:vAlign w:val="center"/>
-          </w:tcPr>
-          <w:p>
-            <w:pPr>
-              <w:jc w:val="left"/>
-            </w:pPr>
-          </w:p>
-        </w:tc>
-        <w:tc>
-          <w:tcPr>
-            <w:tcW w:w="1031" w:type="dxa"/>
-            <w:vAlign w:val="center"/>
-          </w:tcPr>
-          <w:p>
-            <w:pPr>
-              <w:jc w:val="left"/>
-            </w:pPr>
+            <w:proofErr w:type="gramEnd"/>
+            <w:r>
+              <w:rPr>
+                <w:rFonts w:ascii="宋体" w:hAnsi="宋体" w:hint="eastAsia"/>
+                <w:sz w:val="14"/>
+              </w:rPr>
+              <w:t>政府及申望儿童关爱中心</w:t>
+            </w:r>
           </w:p>
         </w:tc>
       </w:tr>
@@ -8988,7 +7241,6 @@
                 <w:color w:val="000000"/>
                 <w:szCs w:val="21"/>
               </w:rPr>
-              <w:lastRenderedPageBreak/>
               <w:t>指导老师</w:t>
             </w:r>
             <w:r>
@@ -9305,17 +7557,6 @@
               </w:rPr>
               <w:t>老师</w:t>
             </w:r>
-          </w:p>
-          <w:p>
-            <w:pPr>
-              <w:spacing w:line="360" w:lineRule="auto"/>
-              <w:jc w:val="center"/>
-              <w:rPr>
-                <w:b/>
-                <w:color w:val="000000"/>
-                <w:szCs w:val="21"/>
-              </w:rPr>
-            </w:pPr>
             <w:r>
               <w:rPr>
                 <w:rFonts w:hint="eastAsia"/>
